--- a/UART_Communication_Report.docx
+++ b/UART_Communication_Report.docx
@@ -1,6 +1,6 @@
 
 <file path=word/document.xml><?xml version="1.0" encoding="utf-8"?>
-<w:document xmlns:wpc="http://schemas.microsoft.com/office/word/2010/wordprocessingCanvas" xmlns:cx="http://schemas.microsoft.com/office/drawing/2014/chartex" xmlns:cx1="http://schemas.microsoft.com/office/drawing/2015/9/8/chartex" xmlns:cx2="http://schemas.microsoft.com/office/drawing/2015/10/21/chartex" xmlns:cx3="http://schemas.microsoft.com/office/drawing/2016/5/9/chartex" xmlns:cx4="http://schemas.microsoft.com/office/drawing/2016/5/10/chartex" xmlns:cx5="http://schemas.microsoft.com/office/drawing/2016/5/11/chartex" xmlns:cx6="http://schemas.microsoft.com/office/drawing/2016/5/12/chartex" xmlns:cx7="http://schemas.microsoft.com/office/drawing/2016/5/13/chartex" xmlns:cx8="http://schemas.microsoft.com/office/drawing/2016/5/14/chartex" xmlns:mc="http://schemas.openxmlformats.org/markup-compatibility/2006" xmlns:aink="http://schemas.microsoft.com/office/drawing/2016/ink" xmlns:am3d="http://schemas.microsoft.com/office/drawing/2017/model3d" xmlns:o="urn:schemas-microsoft-com:office:office" xmlns:oel="http://schemas.microsoft.com/office/2019/extlst" xmlns:r="http://schemas.openxmlformats.org/officeDocument/2006/relationships" xmlns:m="http://schemas.openxmlformats.org/officeDocument/2006/math" xmlns:v="urn:schemas-microsoft-com:vml" xmlns:wp14="http://schemas.microsoft.com/office/word/2010/wordprocessingDrawing" xmlns:wp="http://schemas.openxmlformats.org/drawingml/2006/wordprocessingDrawing" xmlns:w10="urn:schemas-microsoft-com:office:word" xmlns:w="http://schemas.openxmlformats.org/wordprocessingml/2006/main" xmlns:w14="http://schemas.microsoft.com/office/word/2010/wordml" xmlns:w15="http://schemas.microsoft.com/office/word/2012/wordml" xmlns:w16cex="http://schemas.microsoft.com/office/word/2018/wordml/cex" xmlns:w16cid="http://schemas.microsoft.com/office/word/2016/wordml/cid" xmlns:w16="http://schemas.microsoft.com/office/word/2018/wordml" xmlns:w16du="http://schemas.microsoft.com/office/word/2023/wordml/word16du" xmlns:w16sdtdh="http://schemas.microsoft.com/office/word/2020/wordml/sdtdatahash" xmlns:w16sdtfl="http://schemas.microsoft.com/office/word/2024/wordml/sdtformatlock" xmlns:w16se="http://schemas.microsoft.com/office/word/2015/wordml/symex" xmlns:wpg="http://schemas.microsoft.com/office/word/2010/wordprocessingGroup" xmlns:wpi="http://schemas.microsoft.com/office/word/2010/wordprocessingInk" xmlns:wne="http://schemas.microsoft.com/office/word/2006/wordml" xmlns:wps="http://schemas.microsoft.com/office/word/2010/wordprocessingShape" mc:Ignorable="w14 w15 w16se w16cid w16 w16cex w16sdtdh w16sdtfl w16du wp14">
+<w:document xmlns:wpc="http://schemas.microsoft.com/office/word/2010/wordprocessingCanvas" xmlns:mc="http://schemas.openxmlformats.org/markup-compatibility/2006" xmlns:o="urn:schemas-microsoft-com:office:office" xmlns:r="http://schemas.openxmlformats.org/officeDocument/2006/relationships" xmlns:m="http://schemas.openxmlformats.org/officeDocument/2006/math" xmlns:v="urn:schemas-microsoft-com:vml" xmlns:wp14="http://schemas.microsoft.com/office/word/2010/wordprocessingDrawing" xmlns:wp="http://schemas.openxmlformats.org/drawingml/2006/wordprocessingDrawing" xmlns:w10="urn:schemas-microsoft-com:office:word" xmlns:w="http://schemas.openxmlformats.org/wordprocessingml/2006/main" xmlns:w14="http://schemas.microsoft.com/office/word/2010/wordml" xmlns:wpg="http://schemas.microsoft.com/office/word/2010/wordprocessingGroup" xmlns:wpi="http://schemas.microsoft.com/office/word/2010/wordprocessingInk" xmlns:wne="http://schemas.microsoft.com/office/word/2006/wordml" xmlns:wps="http://schemas.microsoft.com/office/word/2010/wordprocessingShape" mc:Ignorable="w14 wp14">
   <w:body>
     <w:p>
       <w:pPr>
@@ -29,13 +29,6 @@
       <w:r>
         <w:rPr>
           <w:rFonts w:eastAsia="Times New Roman"/>
-          <w:noProof/>
-        </w:rPr>
-      </w:r>
-      <w:r>
-        <w:rPr>
-          <w:rFonts w:eastAsia="Times New Roman"/>
-          <w:noProof/>
         </w:rPr>
         <w:pict>
           <v:rect id="_x0000_i1025" style="width:753.3pt;height:1.8pt" o:hralign="center" o:hrstd="t" o:hr="t" fillcolor="#a0a0a0" stroked="f"/>
@@ -54,14 +47,36 @@
         <w:rPr>
           <w:rFonts w:eastAsia="Times New Roman"/>
         </w:rPr>
-        <w:t>UART Communication Interface</w:t>
-      </w:r>
+        <w:t xml:space="preserve">UART Communication </w:t>
+      </w:r>
+      <w:proofErr w:type="gramStart"/>
+      <w:r>
+        <w:rPr>
+          <w:rFonts w:eastAsia="Times New Roman"/>
+        </w:rPr>
+        <w:t>Interface</w:t>
+      </w:r>
+      <w:proofErr w:type="gramEnd"/>
       <w:r>
         <w:rPr>
           <w:rFonts w:eastAsia="Times New Roman"/>
         </w:rPr>
         <w:br/>
-        <w:t>(Raspberry Pi ↔ Arduino)</w:t>
+        <w:t xml:space="preserve">(Raspberry Pi ↔ </w:t>
+      </w:r>
+      <w:proofErr w:type="spellStart"/>
+      <w:r>
+        <w:rPr>
+          <w:rFonts w:eastAsia="Times New Roman"/>
+        </w:rPr>
+        <w:t>Arduino</w:t>
+      </w:r>
+      <w:proofErr w:type="spellEnd"/>
+      <w:r>
+        <w:rPr>
+          <w:rFonts w:eastAsia="Times New Roman"/>
+        </w:rPr>
+        <w:t>)</w:t>
       </w:r>
     </w:p>
     <w:p>
@@ -76,13 +91,6 @@
       <w:r>
         <w:rPr>
           <w:rFonts w:eastAsia="Times New Roman"/>
-          <w:noProof/>
-        </w:rPr>
-      </w:r>
-      <w:r>
-        <w:rPr>
-          <w:rFonts w:eastAsia="Times New Roman"/>
-          <w:noProof/>
         </w:rPr>
         <w:pict>
           <v:rect id="_x0000_i1026" style="width:753.3pt;height:1.8pt" o:hralign="center" o:hrstd="t" o:hr="t" fillcolor="#a0a0a0" stroked="f"/>
@@ -464,13 +472,6 @@
       <w:r>
         <w:rPr>
           <w:rFonts w:eastAsia="Times New Roman"/>
-          <w:noProof/>
-        </w:rPr>
-      </w:r>
-      <w:r>
-        <w:rPr>
-          <w:rFonts w:eastAsia="Times New Roman"/>
-          <w:noProof/>
         </w:rPr>
         <w:pict>
           <v:rect id="_x0000_i1027" style="width:753.3pt;height:1.8pt" o:hralign="center" o:hrstd="t" o:hr="t" fillcolor="#a0a0a0" stroked="f"/>
@@ -704,13 +705,6 @@
       <w:r>
         <w:rPr>
           <w:rFonts w:eastAsia="Times New Roman"/>
-          <w:noProof/>
-        </w:rPr>
-      </w:r>
-      <w:r>
-        <w:rPr>
-          <w:rFonts w:eastAsia="Times New Roman"/>
-          <w:noProof/>
         </w:rPr>
         <w:pict>
           <v:rect id="_x0000_i1028" style="width:753.3pt;height:1.8pt" o:hralign="center" o:hrstd="t" o:hr="t" fillcolor="#a0a0a0" stroked="f"/>
@@ -747,7 +741,23 @@
         <w:divId w:val="1893880339"/>
       </w:pPr>
       <w:r>
-        <w:t>This technical report presents the design, implementation, and validation of a UART-based communication interface between a Raspberry Pi (acting as the master controller) and an Arduino Uno (acting as the slave actuator). The Raspberry Pi, with its computational capability and Python support, serves as the central intelligence unit responsible for high-level decision-making. The Arduino, with its real-time processing capabilities and extensive I/O support, handles low-level actuation tasks such as motor control and LED indicators.</w:t>
+        <w:t xml:space="preserve">This technical report presents the design, implementation, and validation of a UART-based communication interface between a Raspberry Pi (acting as the master controller) and an </w:t>
+      </w:r>
+      <w:proofErr w:type="spellStart"/>
+      <w:r>
+        <w:t>Arduino</w:t>
+      </w:r>
+      <w:proofErr w:type="spellEnd"/>
+      <w:r>
+        <w:t xml:space="preserve"> Uno (acting as the slave actuator). The Raspberry Pi, with its computational capability and Python support, serves as the central intelligence unit responsible for high-level decision-making. The </w:t>
+      </w:r>
+      <w:proofErr w:type="spellStart"/>
+      <w:r>
+        <w:t>Arduino</w:t>
+      </w:r>
+      <w:proofErr w:type="spellEnd"/>
+      <w:r>
+        <w:t>, with its real-time processing capabilities and extensive I/O support, handles low-level actuation tasks such as motor control and LED indicators.</w:t>
       </w:r>
     </w:p>
     <w:p>
@@ -779,7 +789,15 @@
         <w:t>Keywords:</w:t>
       </w:r>
       <w:r>
-        <w:t xml:space="preserve"> UART, Serial Communication, Raspberry Pi, Arduino, Embedded Systems, Autonomous Wheelchair, Python, C++</w:t>
+        <w:t xml:space="preserve"> UART, Serial Communication, Raspberry Pi, </w:t>
+      </w:r>
+      <w:proofErr w:type="spellStart"/>
+      <w:r>
+        <w:t>Arduino</w:t>
+      </w:r>
+      <w:proofErr w:type="spellEnd"/>
+      <w:r>
+        <w:t>, Embedded Systems, Autonomous Wheelchair, Python, C++</w:t>
       </w:r>
     </w:p>
     <w:p>
@@ -794,13 +812,6 @@
       <w:r>
         <w:rPr>
           <w:rFonts w:eastAsia="Times New Roman"/>
-          <w:noProof/>
-        </w:rPr>
-      </w:r>
-      <w:r>
-        <w:rPr>
-          <w:rFonts w:eastAsia="Times New Roman"/>
-          <w:noProof/>
         </w:rPr>
         <w:pict>
           <v:rect id="_x0000_i1029" style="width:753.3pt;height:1.8pt" o:hralign="center" o:hrstd="t" o:hr="t" fillcolor="#a0a0a0" stroked="f"/>
@@ -886,12 +897,21 @@
           <w:rFonts w:eastAsia="Times New Roman"/>
         </w:rPr>
       </w:pPr>
+      <w:proofErr w:type="spellStart"/>
       <w:r>
         <w:rPr>
           <w:rStyle w:val="Strong"/>
           <w:rFonts w:eastAsia="Times New Roman"/>
         </w:rPr>
-        <w:t>Arduino Uno R3</w:t>
+        <w:t>Arduino</w:t>
+      </w:r>
+      <w:proofErr w:type="spellEnd"/>
+      <w:r>
+        <w:rPr>
+          <w:rStyle w:val="Strong"/>
+          <w:rFonts w:eastAsia="Times New Roman"/>
+        </w:rPr>
+        <w:t xml:space="preserve"> Uno R3</w:t>
       </w:r>
       <w:r>
         <w:rPr>
@@ -924,8 +944,16 @@
         <w:rPr>
           <w:rFonts w:eastAsia="Times New Roman"/>
         </w:rPr>
-        <w:t xml:space="preserve"> – For initial programming of Arduino</w:t>
-      </w:r>
+        <w:t xml:space="preserve"> – For initial programming of </w:t>
+      </w:r>
+      <w:proofErr w:type="spellStart"/>
+      <w:r>
+        <w:rPr>
+          <w:rFonts w:eastAsia="Times New Roman"/>
+        </w:rPr>
+        <w:t>Arduino</w:t>
+      </w:r>
+      <w:proofErr w:type="spellEnd"/>
     </w:p>
     <w:p>
       <w:pPr>
@@ -951,7 +979,21 @@
         <w:rPr>
           <w:rFonts w:eastAsia="Times New Roman"/>
         </w:rPr>
-        <w:t xml:space="preserve"> – For Raspberry Pi to Arduino serial connection</w:t>
+        <w:t xml:space="preserve"> – For Raspberry Pi to </w:t>
+      </w:r>
+      <w:proofErr w:type="spellStart"/>
+      <w:r>
+        <w:rPr>
+          <w:rFonts w:eastAsia="Times New Roman"/>
+        </w:rPr>
+        <w:t>Arduino</w:t>
+      </w:r>
+      <w:proofErr w:type="spellEnd"/>
+      <w:r>
+        <w:rPr>
+          <w:rFonts w:eastAsia="Times New Roman"/>
+        </w:rPr>
+        <w:t xml:space="preserve"> serial connection</w:t>
       </w:r>
     </w:p>
     <w:p>
@@ -1083,7 +1125,23 @@
         <w:divId w:val="1893880339"/>
       </w:pPr>
       <w:r>
-        <w:t>The UART communication between Raspberry Pi and Arduino follows a direct USB-serial connection topology. When connected via USB, the FTDI chip (or equivalent USB-to-Serial converter) on the Arduino creates a virtual COM port accessible from the Raspberry Pi.</w:t>
+        <w:t xml:space="preserve">The UART communication between Raspberry Pi and </w:t>
+      </w:r>
+      <w:proofErr w:type="spellStart"/>
+      <w:r>
+        <w:t>Arduino</w:t>
+      </w:r>
+      <w:proofErr w:type="spellEnd"/>
+      <w:r>
+        <w:t xml:space="preserve"> follows a direct USB-serial connection topology. When connected via USB, the FTDI chip (or equivalent USB-to-Serial converter) on the </w:t>
+      </w:r>
+      <w:proofErr w:type="spellStart"/>
+      <w:r>
+        <w:t>Arduino</w:t>
+      </w:r>
+      <w:proofErr w:type="spellEnd"/>
+      <w:r>
+        <w:t xml:space="preserve"> creates a virtual COM port accessible from the Raspberry Pi.</w:t>
       </w:r>
     </w:p>
     <w:p>
@@ -1122,7 +1180,21 @@
         <w:rPr>
           <w:rFonts w:eastAsia="Times New Roman"/>
         </w:rPr>
-        <w:t xml:space="preserve"> Raspberry Pi transmits data to Arduino's RX pin</w:t>
+        <w:t xml:space="preserve"> Raspberry Pi transmits data to </w:t>
+      </w:r>
+      <w:proofErr w:type="spellStart"/>
+      <w:r>
+        <w:rPr>
+          <w:rFonts w:eastAsia="Times New Roman"/>
+        </w:rPr>
+        <w:t>Arduino's</w:t>
+      </w:r>
+      <w:proofErr w:type="spellEnd"/>
+      <w:r>
+        <w:rPr>
+          <w:rFonts w:eastAsia="Times New Roman"/>
+        </w:rPr>
+        <w:t xml:space="preserve"> RX pin</w:t>
       </w:r>
     </w:p>
     <w:p>
@@ -1149,7 +1221,21 @@
         <w:rPr>
           <w:rFonts w:eastAsia="Times New Roman"/>
         </w:rPr>
-        <w:t xml:space="preserve"> Raspberry Pi receives acknowledgment from Arduino's TX pin</w:t>
+        <w:t xml:space="preserve"> Raspberry Pi receives acknowledgment from </w:t>
+      </w:r>
+      <w:proofErr w:type="spellStart"/>
+      <w:r>
+        <w:rPr>
+          <w:rFonts w:eastAsia="Times New Roman"/>
+        </w:rPr>
+        <w:t>Arduino's</w:t>
+      </w:r>
+      <w:proofErr w:type="spellEnd"/>
+      <w:r>
+        <w:rPr>
+          <w:rFonts w:eastAsia="Times New Roman"/>
+        </w:rPr>
+        <w:t xml:space="preserve"> TX pin</w:t>
       </w:r>
     </w:p>
     <w:p>
@@ -1203,7 +1289,21 @@
         <w:rPr>
           <w:rFonts w:eastAsia="Times New Roman"/>
         </w:rPr>
-        <w:t xml:space="preserve"> Not utilized (Arduino powered independently via USB)</w:t>
+        <w:t xml:space="preserve"> Not utilized (</w:t>
+      </w:r>
+      <w:proofErr w:type="spellStart"/>
+      <w:r>
+        <w:rPr>
+          <w:rFonts w:eastAsia="Times New Roman"/>
+        </w:rPr>
+        <w:t>Arduino</w:t>
+      </w:r>
+      <w:proofErr w:type="spellEnd"/>
+      <w:r>
+        <w:rPr>
+          <w:rFonts w:eastAsia="Times New Roman"/>
+        </w:rPr>
+        <w:t xml:space="preserve"> powered independently via USB)</w:t>
       </w:r>
     </w:p>
     <w:p>
@@ -1407,7 +1507,21 @@
         <w:rPr>
           <w:rFonts w:eastAsia="Times New Roman"/>
         </w:rPr>
-        <w:t xml:space="preserve"> TTL (0-5V on Arduino, 3.3V tolerant)</w:t>
+        <w:t xml:space="preserve"> TTL (0-5V on </w:t>
+      </w:r>
+      <w:proofErr w:type="spellStart"/>
+      <w:r>
+        <w:rPr>
+          <w:rFonts w:eastAsia="Times New Roman"/>
+        </w:rPr>
+        <w:t>Arduino</w:t>
+      </w:r>
+      <w:proofErr w:type="spellEnd"/>
+      <w:r>
+        <w:rPr>
+          <w:rFonts w:eastAsia="Times New Roman"/>
+        </w:rPr>
+        <w:t>, 3.3V tolerant)</w:t>
       </w:r>
     </w:p>
     <w:p>
@@ -1422,8 +1536,16 @@
         <w:rPr>
           <w:rStyle w:val="Strong"/>
         </w:rPr>
-        <w:t>[CIRCUIT DIAGRAM ]</w:t>
-      </w:r>
+        <w:t xml:space="preserve">[CIRCUIT </w:t>
+      </w:r>
+      <w:proofErr w:type="gramStart"/>
+      <w:r>
+        <w:rPr>
+          <w:rStyle w:val="Strong"/>
+        </w:rPr>
+        <w:t>DIAGRAM ]</w:t>
+      </w:r>
+      <w:proofErr w:type="gramEnd"/>
     </w:p>
     <w:p>
       <w:pPr>
@@ -1438,7 +1560,7 @@
           <w:noProof/>
         </w:rPr>
         <w:drawing>
-          <wp:inline distT="0" distB="0" distL="0" distR="0" wp14:anchorId="51EA43CE" wp14:editId="233817C5">
+          <wp:inline distT="0" distB="0" distL="0" distR="0">
             <wp:extent cx="11600089" cy="5818909"/>
             <wp:effectExtent l="0" t="0" r="1905" b="0"/>
             <wp:docPr id="6" name="Picture 6" descr="Description: b2f58ca2-0463-47bf-b445-c972a4c9282c"/>
@@ -1455,7 +1577,7 @@
                     </pic:cNvPicPr>
                   </pic:nvPicPr>
                   <pic:blipFill>
-                    <a:blip r:embed="rId5">
+                    <a:blip r:embed="rId6">
                       <a:extLst>
                         <a:ext uri="{28A0092B-C50C-407E-A947-70E740481C1C}">
                           <a14:useLocalDpi xmlns:a14="http://schemas.microsoft.com/office/drawing/2010/main" val="0"/>
@@ -1893,7 +2015,21 @@
         <w:rPr>
           <w:rFonts w:eastAsia="Times New Roman"/>
         </w:rPr>
-        <w:t xml:space="preserve"> – Activates the LED indicator on Arduino pin 13</w:t>
+        <w:t xml:space="preserve"> – Activates the LED indicator on </w:t>
+      </w:r>
+      <w:proofErr w:type="spellStart"/>
+      <w:r>
+        <w:rPr>
+          <w:rFonts w:eastAsia="Times New Roman"/>
+        </w:rPr>
+        <w:t>Arduino</w:t>
+      </w:r>
+      <w:proofErr w:type="spellEnd"/>
+      <w:r>
+        <w:rPr>
+          <w:rFonts w:eastAsia="Times New Roman"/>
+        </w:rPr>
+        <w:t xml:space="preserve"> pin 13</w:t>
       </w:r>
     </w:p>
     <w:p>
@@ -1920,7 +2056,21 @@
         <w:rPr>
           <w:rFonts w:eastAsia="Times New Roman"/>
         </w:rPr>
-        <w:t xml:space="preserve"> – Deactivates the LED indicator on Arduino pin 13</w:t>
+        <w:t xml:space="preserve"> – Deactivates the LED indicator on </w:t>
+      </w:r>
+      <w:proofErr w:type="spellStart"/>
+      <w:r>
+        <w:rPr>
+          <w:rFonts w:eastAsia="Times New Roman"/>
+        </w:rPr>
+        <w:t>Arduino</w:t>
+      </w:r>
+      <w:proofErr w:type="spellEnd"/>
+      <w:r>
+        <w:rPr>
+          <w:rFonts w:eastAsia="Times New Roman"/>
+        </w:rPr>
+        <w:t xml:space="preserve"> pin 13</w:t>
       </w:r>
     </w:p>
     <w:p>
@@ -1998,7 +2148,21 @@
         <w:rPr>
           <w:rFonts w:eastAsia="Times New Roman"/>
         </w:rPr>
-        <w:t xml:space="preserve"> Arduino sends acknowledgment byte upon successful connection</w:t>
+        <w:t xml:space="preserve"> </w:t>
+      </w:r>
+      <w:proofErr w:type="spellStart"/>
+      <w:r>
+        <w:rPr>
+          <w:rFonts w:eastAsia="Times New Roman"/>
+        </w:rPr>
+        <w:t>Arduino</w:t>
+      </w:r>
+      <w:proofErr w:type="spellEnd"/>
+      <w:r>
+        <w:rPr>
+          <w:rFonts w:eastAsia="Times New Roman"/>
+        </w:rPr>
+        <w:t xml:space="preserve"> sends acknowledgment byte upon successful connection</w:t>
       </w:r>
     </w:p>
     <w:p>
@@ -2280,13 +2444,6 @@
       <w:r>
         <w:rPr>
           <w:rFonts w:eastAsia="Times New Roman"/>
-          <w:noProof/>
-        </w:rPr>
-      </w:r>
-      <w:r>
-        <w:rPr>
-          <w:rFonts w:eastAsia="Times New Roman"/>
-          <w:noProof/>
         </w:rPr>
         <w:pict>
           <v:rect id="_x0000_i1030" style="width:753.3pt;height:1.8pt" o:hralign="center" o:hrstd="t" o:hr="t" fillcolor="#a0a0a0" stroked="f"/>
@@ -2346,8 +2503,13 @@
         <w:ind w:left="1363" w:right="1363"/>
         <w:divId w:val="1893880339"/>
       </w:pPr>
-      <w:r>
-        <w:t>import time</w:t>
+      <w:proofErr w:type="gramStart"/>
+      <w:r>
+        <w:t>import</w:t>
+      </w:r>
+      <w:proofErr w:type="gramEnd"/>
+      <w:r>
+        <w:t xml:space="preserve"> time</w:t>
       </w:r>
     </w:p>
     <w:p>
@@ -2364,10 +2526,12 @@
         <w:divId w:val="1893880339"/>
       </w:pPr>
       <w:proofErr w:type="spellStart"/>
+      <w:proofErr w:type="gramStart"/>
       <w:r>
         <w:t>def</w:t>
       </w:r>
       <w:proofErr w:type="spellEnd"/>
+      <w:proofErr w:type="gramEnd"/>
       <w:r>
         <w:t xml:space="preserve"> </w:t>
       </w:r>
@@ -2387,7 +2551,15 @@
         <w:divId w:val="1893880339"/>
       </w:pPr>
       <w:r>
-        <w:t xml:space="preserve">    if command == "LED_ON":</w:t>
+        <w:t xml:space="preserve">    </w:t>
+      </w:r>
+      <w:proofErr w:type="gramStart"/>
+      <w:r>
+        <w:t>if</w:t>
+      </w:r>
+      <w:proofErr w:type="gramEnd"/>
+      <w:r>
+        <w:t xml:space="preserve"> command == "LED_ON":</w:t>
       </w:r>
     </w:p>
     <w:p>
@@ -2397,7 +2569,15 @@
         <w:divId w:val="1893880339"/>
       </w:pPr>
       <w:r>
-        <w:t xml:space="preserve">        return "LED is ON"</w:t>
+        <w:t xml:space="preserve">        </w:t>
+      </w:r>
+      <w:proofErr w:type="gramStart"/>
+      <w:r>
+        <w:t>return</w:t>
+      </w:r>
+      <w:proofErr w:type="gramEnd"/>
+      <w:r>
+        <w:t xml:space="preserve"> "LED is ON"</w:t>
       </w:r>
     </w:p>
     <w:p>
@@ -2410,10 +2590,12 @@
         <w:t xml:space="preserve">    </w:t>
       </w:r>
       <w:proofErr w:type="spellStart"/>
+      <w:proofErr w:type="gramStart"/>
       <w:r>
         <w:t>elif</w:t>
       </w:r>
       <w:proofErr w:type="spellEnd"/>
+      <w:proofErr w:type="gramEnd"/>
       <w:r>
         <w:t xml:space="preserve"> command == "LED_OFF":</w:t>
       </w:r>
@@ -2425,7 +2607,15 @@
         <w:divId w:val="1893880339"/>
       </w:pPr>
       <w:r>
-        <w:t xml:space="preserve">        return "LED is OFF"</w:t>
+        <w:t xml:space="preserve">        </w:t>
+      </w:r>
+      <w:proofErr w:type="gramStart"/>
+      <w:r>
+        <w:t>return</w:t>
+      </w:r>
+      <w:proofErr w:type="gramEnd"/>
+      <w:r>
+        <w:t xml:space="preserve"> "LED is OFF"</w:t>
       </w:r>
     </w:p>
     <w:p>
@@ -2435,7 +2625,15 @@
         <w:divId w:val="1893880339"/>
       </w:pPr>
       <w:r>
-        <w:t xml:space="preserve">    else:</w:t>
+        <w:t xml:space="preserve">    </w:t>
+      </w:r>
+      <w:proofErr w:type="gramStart"/>
+      <w:r>
+        <w:t>else</w:t>
+      </w:r>
+      <w:proofErr w:type="gramEnd"/>
+      <w:r>
+        <w:t>:</w:t>
       </w:r>
     </w:p>
     <w:p>
@@ -2445,7 +2643,15 @@
         <w:divId w:val="1893880339"/>
       </w:pPr>
       <w:r>
-        <w:t xml:space="preserve">        return "Unknown command"</w:t>
+        <w:t xml:space="preserve">        </w:t>
+      </w:r>
+      <w:proofErr w:type="gramStart"/>
+      <w:r>
+        <w:t>return</w:t>
+      </w:r>
+      <w:proofErr w:type="gramEnd"/>
+      <w:r>
+        <w:t xml:space="preserve"> "Unknown command"</w:t>
       </w:r>
     </w:p>
     <w:p>
@@ -2461,8 +2667,13 @@
         <w:ind w:left="1363" w:right="1363"/>
         <w:divId w:val="1893880339"/>
       </w:pPr>
-      <w:r>
-        <w:t>print("=== Raspberry Pi UART Simulation ===")</w:t>
+      <w:proofErr w:type="gramStart"/>
+      <w:r>
+        <w:t>print(</w:t>
+      </w:r>
+      <w:proofErr w:type="gramEnd"/>
+      <w:r>
+        <w:t>"=== Raspberry Pi UART Simulation ===")</w:t>
       </w:r>
     </w:p>
     <w:p>
@@ -2471,8 +2682,21 @@
         <w:ind w:left="1363" w:right="1363"/>
         <w:divId w:val="1893880339"/>
       </w:pPr>
-      <w:r>
-        <w:t>print("Connecting to Arduino...")</w:t>
+      <w:proofErr w:type="gramStart"/>
+      <w:r>
+        <w:t>print(</w:t>
+      </w:r>
+      <w:proofErr w:type="gramEnd"/>
+      <w:r>
+        <w:t xml:space="preserve">"Connecting to </w:t>
+      </w:r>
+      <w:proofErr w:type="spellStart"/>
+      <w:r>
+        <w:t>Arduino</w:t>
+      </w:r>
+      <w:proofErr w:type="spellEnd"/>
+      <w:r>
+        <w:t>...")</w:t>
       </w:r>
     </w:p>
     <w:p>
@@ -2482,12 +2706,17 @@
         <w:divId w:val="1893880339"/>
       </w:pPr>
       <w:proofErr w:type="spellStart"/>
+      <w:proofErr w:type="gramStart"/>
       <w:r>
         <w:t>time.sleep</w:t>
       </w:r>
       <w:proofErr w:type="spellEnd"/>
       <w:r>
-        <w:t>(1)</w:t>
+        <w:t>(</w:t>
+      </w:r>
+      <w:proofErr w:type="gramEnd"/>
+      <w:r>
+        <w:t>1)</w:t>
       </w:r>
     </w:p>
     <w:p>
@@ -2496,8 +2725,13 @@
         <w:ind w:left="1363" w:right="1363"/>
         <w:divId w:val="1893880339"/>
       </w:pPr>
-      <w:r>
-        <w:t>print("Connected! Sending commands...\n")</w:t>
+      <w:proofErr w:type="gramStart"/>
+      <w:r>
+        <w:t>print(</w:t>
+      </w:r>
+      <w:proofErr w:type="gramEnd"/>
+      <w:r>
+        <w:t>"Connected! Sending commands...\n")</w:t>
       </w:r>
     </w:p>
     <w:p>
@@ -2513,8 +2747,13 @@
         <w:ind w:left="1363" w:right="1363"/>
         <w:divId w:val="1893880339"/>
       </w:pPr>
-      <w:r>
-        <w:t>commands = ["LED_ON", "LED_OFF"]</w:t>
+      <w:proofErr w:type="gramStart"/>
+      <w:r>
+        <w:t>commands</w:t>
+      </w:r>
+      <w:proofErr w:type="gramEnd"/>
+      <w:r>
+        <w:t xml:space="preserve"> = ["LED_ON", "LED_OFF"]</w:t>
       </w:r>
     </w:p>
     <w:p>
@@ -2530,8 +2769,13 @@
         <w:ind w:left="1363" w:right="1363"/>
         <w:divId w:val="1893880339"/>
       </w:pPr>
-      <w:r>
-        <w:t xml:space="preserve">for </w:t>
+      <w:proofErr w:type="gramStart"/>
+      <w:r>
+        <w:t>for</w:t>
+      </w:r>
+      <w:proofErr w:type="gramEnd"/>
+      <w:r>
+        <w:t xml:space="preserve"> </w:t>
       </w:r>
       <w:proofErr w:type="spellStart"/>
       <w:r>
@@ -2549,9 +2793,14 @@
         <w:divId w:val="1893880339"/>
       </w:pPr>
       <w:r>
-        <w:t xml:space="preserve">    print(</w:t>
+        <w:t xml:space="preserve">    </w:t>
+      </w:r>
+      <w:proofErr w:type="gramStart"/>
+      <w:r>
+        <w:t>print(</w:t>
       </w:r>
       <w:proofErr w:type="spellStart"/>
+      <w:proofErr w:type="gramEnd"/>
       <w:r>
         <w:t>f"Pi</w:t>
       </w:r>
@@ -2578,12 +2827,17 @@
         <w:t xml:space="preserve">    </w:t>
       </w:r>
       <w:proofErr w:type="spellStart"/>
+      <w:proofErr w:type="gramStart"/>
       <w:r>
         <w:t>time.sleep</w:t>
       </w:r>
       <w:proofErr w:type="spellEnd"/>
       <w:r>
-        <w:t>(0.5)</w:t>
+        <w:t>(</w:t>
+      </w:r>
+      <w:proofErr w:type="gramEnd"/>
+      <w:r>
+        <w:t>0.5)</w:t>
       </w:r>
     </w:p>
     <w:p>
@@ -2593,7 +2847,15 @@
         <w:divId w:val="1893880339"/>
       </w:pPr>
       <w:r>
-        <w:t xml:space="preserve">    response = </w:t>
+        <w:t xml:space="preserve">    </w:t>
+      </w:r>
+      <w:proofErr w:type="gramStart"/>
+      <w:r>
+        <w:t>response</w:t>
+      </w:r>
+      <w:proofErr w:type="gramEnd"/>
+      <w:r>
+        <w:t xml:space="preserve"> = </w:t>
       </w:r>
       <w:proofErr w:type="spellStart"/>
       <w:r>
@@ -2619,9 +2881,14 @@
         <w:divId w:val="1893880339"/>
       </w:pPr>
       <w:r>
-        <w:t xml:space="preserve">    print(</w:t>
+        <w:t xml:space="preserve">    </w:t>
+      </w:r>
+      <w:proofErr w:type="gramStart"/>
+      <w:r>
+        <w:t>print(</w:t>
       </w:r>
       <w:proofErr w:type="spellStart"/>
+      <w:proofErr w:type="gramEnd"/>
       <w:r>
         <w:t>f"Arduino</w:t>
       </w:r>
@@ -2640,12 +2907,17 @@
         <w:t xml:space="preserve">    </w:t>
       </w:r>
       <w:proofErr w:type="spellStart"/>
+      <w:proofErr w:type="gramStart"/>
       <w:r>
         <w:t>time.sleep</w:t>
       </w:r>
       <w:proofErr w:type="spellEnd"/>
       <w:r>
-        <w:t>(1)</w:t>
+        <w:t>(</w:t>
+      </w:r>
+      <w:proofErr w:type="gramEnd"/>
+      <w:r>
+        <w:t>1)</w:t>
       </w:r>
     </w:p>
     <w:p>
@@ -2654,8 +2926,13 @@
         <w:ind w:left="1363" w:right="1363"/>
         <w:divId w:val="1893880339"/>
       </w:pPr>
-      <w:r>
-        <w:t>print("=== Communication Complete! ===")</w:t>
+      <w:proofErr w:type="gramStart"/>
+      <w:r>
+        <w:t>print(</w:t>
+      </w:r>
+      <w:proofErr w:type="gramEnd"/>
+      <w:r>
+        <w:t>"=== Communication Complete! ===")</w:t>
       </w:r>
     </w:p>
     <w:p>
@@ -2708,8 +2985,13 @@
         <w:pStyle w:val="HTMLPreformatted"/>
         <w:divId w:val="1893880339"/>
       </w:pPr>
-      <w:r>
-        <w:t xml:space="preserve">pip install </w:t>
+      <w:proofErr w:type="gramStart"/>
+      <w:r>
+        <w:t>pip</w:t>
+      </w:r>
+      <w:proofErr w:type="gramEnd"/>
+      <w:r>
+        <w:t xml:space="preserve"> install </w:t>
       </w:r>
       <w:proofErr w:type="spellStart"/>
       <w:r>
@@ -2737,8 +3019,13 @@
         <w:pStyle w:val="HTMLPreformatted"/>
         <w:divId w:val="1893880339"/>
       </w:pPr>
-      <w:r>
-        <w:t>python uart_master.py</w:t>
+      <w:proofErr w:type="gramStart"/>
+      <w:r>
+        <w:t>python</w:t>
+      </w:r>
+      <w:proofErr w:type="gramEnd"/>
+      <w:r>
+        <w:t xml:space="preserve"> uart_master.py</w:t>
       </w:r>
     </w:p>
     <w:p>
@@ -2771,7 +3058,21 @@
         <w:rPr>
           <w:rFonts w:eastAsia="Times New Roman"/>
         </w:rPr>
-        <w:t>4.2 Part B: Arduino (C++)</w:t>
+        <w:t xml:space="preserve">4.2 Part B: </w:t>
+      </w:r>
+      <w:proofErr w:type="spellStart"/>
+      <w:r>
+        <w:rPr>
+          <w:rFonts w:eastAsia="Times New Roman"/>
+        </w:rPr>
+        <w:t>Arduino</w:t>
+      </w:r>
+      <w:proofErr w:type="spellEnd"/>
+      <w:r>
+        <w:rPr>
+          <w:rFonts w:eastAsia="Times New Roman"/>
+        </w:rPr>
+        <w:t xml:space="preserve"> (C++)</w:t>
       </w:r>
     </w:p>
     <w:p>
@@ -2798,7 +3099,15 @@
         <w:divId w:val="1893880339"/>
       </w:pPr>
       <w:r>
-        <w:t>The following Arduino sketch implements the slave-side receiving and actuation logic.</w:t>
+        <w:t xml:space="preserve">The following </w:t>
+      </w:r>
+      <w:proofErr w:type="spellStart"/>
+      <w:r>
+        <w:t>Arduino</w:t>
+      </w:r>
+      <w:proofErr w:type="spellEnd"/>
+      <w:r>
+        <w:t xml:space="preserve"> sketch implements the slave-side receiving and actuation logic.</w:t>
       </w:r>
     </w:p>
     <w:p>
@@ -2808,10 +3117,12 @@
         <w:divId w:val="1893880339"/>
       </w:pPr>
       <w:proofErr w:type="spellStart"/>
+      <w:proofErr w:type="gramStart"/>
       <w:r>
         <w:t>int</w:t>
       </w:r>
       <w:proofErr w:type="spellEnd"/>
+      <w:proofErr w:type="gramEnd"/>
       <w:r>
         <w:t xml:space="preserve"> </w:t>
       </w:r>
@@ -2837,8 +3148,13 @@
         <w:ind w:left="1363" w:right="1363"/>
         <w:divId w:val="1893880339"/>
       </w:pPr>
-      <w:r>
-        <w:t>void setup() {</w:t>
+      <w:proofErr w:type="gramStart"/>
+      <w:r>
+        <w:t>void</w:t>
+      </w:r>
+      <w:proofErr w:type="gramEnd"/>
+      <w:r>
+        <w:t xml:space="preserve"> setup() {</w:t>
       </w:r>
     </w:p>
     <w:p>
@@ -2851,12 +3167,17 @@
         <w:t xml:space="preserve">  </w:t>
       </w:r>
       <w:proofErr w:type="spellStart"/>
+      <w:proofErr w:type="gramStart"/>
       <w:r>
         <w:t>Serial.begin</w:t>
       </w:r>
       <w:proofErr w:type="spellEnd"/>
       <w:r>
-        <w:t>(9600);</w:t>
+        <w:t>(</w:t>
+      </w:r>
+      <w:proofErr w:type="gramEnd"/>
+      <w:r>
+        <w:t>9600);</w:t>
       </w:r>
     </w:p>
     <w:p>
@@ -2869,6 +3190,7 @@
         <w:t xml:space="preserve">  </w:t>
       </w:r>
       <w:proofErr w:type="spellStart"/>
+      <w:proofErr w:type="gramStart"/>
       <w:r>
         <w:t>pinMode</w:t>
       </w:r>
@@ -2877,6 +3199,7 @@
         <w:t>(</w:t>
       </w:r>
       <w:proofErr w:type="spellStart"/>
+      <w:proofErr w:type="gramEnd"/>
       <w:r>
         <w:t>ledPin</w:t>
       </w:r>
@@ -2895,12 +3218,25 @@
         <w:t xml:space="preserve">  </w:t>
       </w:r>
       <w:proofErr w:type="spellStart"/>
+      <w:proofErr w:type="gramStart"/>
       <w:r>
         <w:t>Serial.println</w:t>
       </w:r>
       <w:proofErr w:type="spellEnd"/>
       <w:r>
-        <w:t>("Arduino Ready!");</w:t>
+        <w:t>(</w:t>
+      </w:r>
+      <w:proofErr w:type="gramEnd"/>
+      <w:r>
+        <w:t>"</w:t>
+      </w:r>
+      <w:proofErr w:type="spellStart"/>
+      <w:r>
+        <w:t>Arduino</w:t>
+      </w:r>
+      <w:proofErr w:type="spellEnd"/>
+      <w:r>
+        <w:t xml:space="preserve"> Ready!");</w:t>
       </w:r>
     </w:p>
     <w:p>
@@ -2926,8 +3262,13 @@
         <w:ind w:left="1363" w:right="1363"/>
         <w:divId w:val="1893880339"/>
       </w:pPr>
-      <w:r>
-        <w:t>void loop() {</w:t>
+      <w:proofErr w:type="gramStart"/>
+      <w:r>
+        <w:t>void</w:t>
+      </w:r>
+      <w:proofErr w:type="gramEnd"/>
+      <w:r>
+        <w:t xml:space="preserve"> loop() {</w:t>
       </w:r>
     </w:p>
     <w:p>
@@ -2937,7 +3278,15 @@
         <w:divId w:val="1893880339"/>
       </w:pPr>
       <w:r>
-        <w:t xml:space="preserve">  if (</w:t>
+        <w:t xml:space="preserve">  </w:t>
+      </w:r>
+      <w:proofErr w:type="gramStart"/>
+      <w:r>
+        <w:t>if</w:t>
+      </w:r>
+      <w:proofErr w:type="gramEnd"/>
+      <w:r>
+        <w:t xml:space="preserve"> (</w:t>
       </w:r>
       <w:proofErr w:type="spellStart"/>
       <w:r>
@@ -2958,12 +3307,17 @@
         <w:t xml:space="preserve">    String command = </w:t>
       </w:r>
       <w:proofErr w:type="spellStart"/>
+      <w:proofErr w:type="gramStart"/>
       <w:r>
         <w:t>Serial.readStringUntil</w:t>
       </w:r>
       <w:proofErr w:type="spellEnd"/>
       <w:r>
-        <w:t>('\n');</w:t>
+        <w:t>(</w:t>
+      </w:r>
+      <w:proofErr w:type="gramEnd"/>
+      <w:r>
+        <w:t>'\n');</w:t>
       </w:r>
     </w:p>
     <w:p>
@@ -2976,12 +3330,17 @@
         <w:t xml:space="preserve">    </w:t>
       </w:r>
       <w:proofErr w:type="spellStart"/>
+      <w:proofErr w:type="gramStart"/>
       <w:r>
         <w:t>command.trim</w:t>
       </w:r>
       <w:proofErr w:type="spellEnd"/>
       <w:r>
-        <w:t>();</w:t>
+        <w:t>(</w:t>
+      </w:r>
+      <w:proofErr w:type="gramEnd"/>
+      <w:r>
+        <w:t>);</w:t>
       </w:r>
     </w:p>
     <w:p>
@@ -2998,7 +3357,15 @@
         <w:divId w:val="1893880339"/>
       </w:pPr>
       <w:r>
-        <w:t xml:space="preserve">    if (command == "LED_ON") {</w:t>
+        <w:t xml:space="preserve">    </w:t>
+      </w:r>
+      <w:proofErr w:type="gramStart"/>
+      <w:r>
+        <w:t>if</w:t>
+      </w:r>
+      <w:proofErr w:type="gramEnd"/>
+      <w:r>
+        <w:t xml:space="preserve"> (command == "LED_ON") {</w:t>
       </w:r>
     </w:p>
     <w:p>
@@ -3011,6 +3378,7 @@
         <w:t xml:space="preserve">      </w:t>
       </w:r>
       <w:proofErr w:type="spellStart"/>
+      <w:proofErr w:type="gramStart"/>
       <w:r>
         <w:t>digitalWrite</w:t>
       </w:r>
@@ -3019,6 +3387,7 @@
         <w:t>(</w:t>
       </w:r>
       <w:proofErr w:type="spellStart"/>
+      <w:proofErr w:type="gramEnd"/>
       <w:r>
         <w:t>ledPin</w:t>
       </w:r>
@@ -3037,12 +3406,17 @@
         <w:t xml:space="preserve">      </w:t>
       </w:r>
       <w:proofErr w:type="spellStart"/>
+      <w:proofErr w:type="gramStart"/>
       <w:r>
         <w:t>Serial.println</w:t>
       </w:r>
       <w:proofErr w:type="spellEnd"/>
       <w:r>
-        <w:t>("LED is ON");</w:t>
+        <w:t>(</w:t>
+      </w:r>
+      <w:proofErr w:type="gramEnd"/>
+      <w:r>
+        <w:t>"LED is ON");</w:t>
       </w:r>
     </w:p>
     <w:p>
@@ -3062,7 +3436,15 @@
         <w:divId w:val="1893880339"/>
       </w:pPr>
       <w:r>
-        <w:t xml:space="preserve">    else if (command == "LED_OFF") {</w:t>
+        <w:t xml:space="preserve">    </w:t>
+      </w:r>
+      <w:proofErr w:type="gramStart"/>
+      <w:r>
+        <w:t>else</w:t>
+      </w:r>
+      <w:proofErr w:type="gramEnd"/>
+      <w:r>
+        <w:t xml:space="preserve"> if (command == "LED_OFF") {</w:t>
       </w:r>
     </w:p>
     <w:p>
@@ -3075,6 +3457,7 @@
         <w:t xml:space="preserve">      </w:t>
       </w:r>
       <w:proofErr w:type="spellStart"/>
+      <w:proofErr w:type="gramStart"/>
       <w:r>
         <w:t>digitalWrite</w:t>
       </w:r>
@@ -3083,6 +3466,7 @@
         <w:t>(</w:t>
       </w:r>
       <w:proofErr w:type="spellStart"/>
+      <w:proofErr w:type="gramEnd"/>
       <w:r>
         <w:t>ledPin</w:t>
       </w:r>
@@ -3101,12 +3485,17 @@
         <w:t xml:space="preserve">      </w:t>
       </w:r>
       <w:proofErr w:type="spellStart"/>
+      <w:proofErr w:type="gramStart"/>
       <w:r>
         <w:t>Serial.println</w:t>
       </w:r>
       <w:proofErr w:type="spellEnd"/>
       <w:r>
-        <w:t>("LED is OFF");</w:t>
+        <w:t>(</w:t>
+      </w:r>
+      <w:proofErr w:type="gramEnd"/>
+      <w:r>
+        <w:t>"LED is OFF");</w:t>
       </w:r>
     </w:p>
     <w:p>
@@ -3126,7 +3515,15 @@
         <w:divId w:val="1893880339"/>
       </w:pPr>
       <w:r>
-        <w:t xml:space="preserve">    else {</w:t>
+        <w:t xml:space="preserve">    </w:t>
+      </w:r>
+      <w:proofErr w:type="gramStart"/>
+      <w:r>
+        <w:t>else</w:t>
+      </w:r>
+      <w:proofErr w:type="gramEnd"/>
+      <w:r>
+        <w:t xml:space="preserve"> {</w:t>
       </w:r>
     </w:p>
     <w:p>
@@ -3139,12 +3536,17 @@
         <w:t xml:space="preserve">      </w:t>
       </w:r>
       <w:proofErr w:type="spellStart"/>
+      <w:proofErr w:type="gramStart"/>
       <w:r>
         <w:t>Serial.println</w:t>
       </w:r>
       <w:proofErr w:type="spellEnd"/>
       <w:r>
-        <w:t>("Unknown command");</w:t>
+        <w:t>(</w:t>
+      </w:r>
+      <w:proofErr w:type="gramEnd"/>
+      <w:r>
+        <w:t>"Unknown command");</w:t>
       </w:r>
     </w:p>
     <w:p>
@@ -3219,7 +3621,15 @@
         <w:divId w:val="1893880339"/>
       </w:pPr>
       <w:r>
-        <w:t># Using Arduino CLI</w:t>
+        <w:t xml:space="preserve"># Using </w:t>
+      </w:r>
+      <w:proofErr w:type="spellStart"/>
+      <w:r>
+        <w:t>Arduino</w:t>
+      </w:r>
+      <w:proofErr w:type="spellEnd"/>
+      <w:r>
+        <w:t xml:space="preserve"> CLI</w:t>
       </w:r>
     </w:p>
     <w:p>
@@ -3228,12 +3638,17 @@
         <w:divId w:val="1893880339"/>
       </w:pPr>
       <w:proofErr w:type="spellStart"/>
+      <w:proofErr w:type="gramStart"/>
       <w:r>
         <w:t>arduino</w:t>
       </w:r>
       <w:proofErr w:type="spellEnd"/>
       <w:r>
-        <w:t xml:space="preserve">-cli compile --board </w:t>
+        <w:t>-cli</w:t>
+      </w:r>
+      <w:proofErr w:type="gramEnd"/>
+      <w:r>
+        <w:t xml:space="preserve"> compile --board </w:t>
       </w:r>
       <w:proofErr w:type="spellStart"/>
       <w:r>
@@ -3255,12 +3670,17 @@
         <w:divId w:val="1893880339"/>
       </w:pPr>
       <w:proofErr w:type="spellStart"/>
+      <w:proofErr w:type="gramStart"/>
       <w:r>
         <w:t>arduino</w:t>
       </w:r>
       <w:proofErr w:type="spellEnd"/>
       <w:r>
-        <w:t xml:space="preserve">-cli upload --board </w:t>
+        <w:t>-cli</w:t>
+      </w:r>
+      <w:proofErr w:type="gramEnd"/>
+      <w:r>
+        <w:t xml:space="preserve"> upload --board </w:t>
       </w:r>
       <w:proofErr w:type="spellStart"/>
       <w:r>
@@ -3268,10 +3688,18 @@
       </w:r>
       <w:proofErr w:type="spellEnd"/>
       <w:r>
-        <w:t xml:space="preserve"> --port /dev/ttyUSB0 </w:t>
+        <w:t xml:space="preserve"> --port /</w:t>
       </w:r>
       <w:proofErr w:type="spellStart"/>
       <w:r>
+        <w:t>dev</w:t>
+      </w:r>
+      <w:proofErr w:type="spellEnd"/>
+      <w:r>
+        <w:t xml:space="preserve">/ttyUSB0 </w:t>
+      </w:r>
+      <w:proofErr w:type="spellStart"/>
+      <w:r>
         <w:t>uart_slave.ino</w:t>
       </w:r>
       <w:proofErr w:type="spellEnd"/>
@@ -3288,7 +3716,23 @@
         <w:divId w:val="1893880339"/>
       </w:pPr>
       <w:r>
-        <w:t># Or via Arduino IDE: Sketch &gt; Upload (</w:t>
+        <w:t xml:space="preserve"># </w:t>
+      </w:r>
+      <w:proofErr w:type="gramStart"/>
+      <w:r>
+        <w:t>Or</w:t>
+      </w:r>
+      <w:proofErr w:type="gramEnd"/>
+      <w:r>
+        <w:t xml:space="preserve"> via </w:t>
+      </w:r>
+      <w:proofErr w:type="spellStart"/>
+      <w:r>
+        <w:t>Arduino</w:t>
+      </w:r>
+      <w:proofErr w:type="spellEnd"/>
+      <w:r>
+        <w:t xml:space="preserve"> IDE: Sketch &gt; Upload (</w:t>
       </w:r>
       <w:proofErr w:type="spellStart"/>
       <w:r>
@@ -3329,13 +3773,6 @@
       <w:r>
         <w:rPr>
           <w:rFonts w:eastAsia="Times New Roman"/>
-          <w:noProof/>
-        </w:rPr>
-      </w:r>
-      <w:r>
-        <w:rPr>
-          <w:rFonts w:eastAsia="Times New Roman"/>
-          <w:noProof/>
         </w:rPr>
         <w:pict>
           <v:rect id="_x0000_i1031" style="width:753.3pt;height:1.8pt" o:hralign="center" o:hrstd="t" o:hr="t" fillcolor="#a0a0a0" stroked="f"/>
@@ -3531,7 +3968,21 @@
         <w:rPr>
           <w:rFonts w:eastAsia="Times New Roman"/>
         </w:rPr>
-        <w:t xml:space="preserve"> – Online Arduino and Raspberry Pi Pico simulator for virtual hardware testing</w:t>
+        <w:t xml:space="preserve"> – Online </w:t>
+      </w:r>
+      <w:proofErr w:type="spellStart"/>
+      <w:r>
+        <w:rPr>
+          <w:rFonts w:eastAsia="Times New Roman"/>
+        </w:rPr>
+        <w:t>Arduino</w:t>
+      </w:r>
+      <w:proofErr w:type="spellEnd"/>
+      <w:r>
+        <w:rPr>
+          <w:rFonts w:eastAsia="Times New Roman"/>
+        </w:rPr>
+        <w:t xml:space="preserve"> and Raspberry Pi Pico simulator for virtual hardware testing</w:t>
       </w:r>
     </w:p>
     <w:p>
@@ -3547,18 +3998,41 @@
           <w:rFonts w:eastAsia="Times New Roman"/>
         </w:rPr>
       </w:pPr>
+      <w:proofErr w:type="spellStart"/>
       <w:r>
         <w:rPr>
           <w:rStyle w:val="Strong"/>
           <w:rFonts w:eastAsia="Times New Roman"/>
         </w:rPr>
-        <w:t>Arduino IDE 2.x</w:t>
-      </w:r>
-      <w:r>
-        <w:rPr>
-          <w:rFonts w:eastAsia="Times New Roman"/>
-        </w:rPr>
-        <w:t xml:space="preserve"> – Official Arduino development environment for final deployment</w:t>
+        <w:t>Arduino</w:t>
+      </w:r>
+      <w:proofErr w:type="spellEnd"/>
+      <w:r>
+        <w:rPr>
+          <w:rStyle w:val="Strong"/>
+          <w:rFonts w:eastAsia="Times New Roman"/>
+        </w:rPr>
+        <w:t xml:space="preserve"> IDE 2.x</w:t>
+      </w:r>
+      <w:r>
+        <w:rPr>
+          <w:rFonts w:eastAsia="Times New Roman"/>
+        </w:rPr>
+        <w:t xml:space="preserve"> – Official </w:t>
+      </w:r>
+      <w:proofErr w:type="spellStart"/>
+      <w:r>
+        <w:rPr>
+          <w:rFonts w:eastAsia="Times New Roman"/>
+        </w:rPr>
+        <w:t>Arduino</w:t>
+      </w:r>
+      <w:proofErr w:type="spellEnd"/>
+      <w:r>
+        <w:rPr>
+          <w:rFonts w:eastAsia="Times New Roman"/>
+        </w:rPr>
+        <w:t xml:space="preserve"> development environment for final deployment</w:t>
       </w:r>
     </w:p>
     <w:p>
@@ -3794,7 +4268,7 @@
           <w:noProof/>
         </w:rPr>
         <w:drawing>
-          <wp:inline distT="0" distB="0" distL="0" distR="0" wp14:anchorId="437FBE0F" wp14:editId="16AB30D3">
+          <wp:inline distT="0" distB="0" distL="0" distR="0">
             <wp:extent cx="12290564" cy="8929255"/>
             <wp:effectExtent l="0" t="0" r="0" b="5715"/>
             <wp:docPr id="9" name="Picture 9" descr="Description: 6df8340e-997c-4326-ab55-8fac0c73b6d2"/>
@@ -3811,7 +4285,7 @@
                     </pic:cNvPicPr>
                   </pic:nvPicPr>
                   <pic:blipFill>
-                    <a:blip r:embed="rId6">
+                    <a:blip r:embed="rId7">
                       <a:extLst>
                         <a:ext uri="{28A0092B-C50C-407E-A947-70E740481C1C}">
                           <a14:useLocalDpi xmlns:a14="http://schemas.microsoft.com/office/drawing/2010/main" val="0"/>
@@ -3922,7 +4396,15 @@
       </w:r>
       <w:proofErr w:type="spellEnd"/>
       <w:r>
-        <w:t xml:space="preserve"> online simulator enables virtual testing of Arduino code without physical hardware. This is particularly useful for:</w:t>
+        <w:t xml:space="preserve"> online simulator enables virtual testing of </w:t>
+      </w:r>
+      <w:proofErr w:type="spellStart"/>
+      <w:r>
+        <w:t>Arduino</w:t>
+      </w:r>
+      <w:proofErr w:type="spellEnd"/>
+      <w:r>
+        <w:t xml:space="preserve"> code without physical hardware. This is particularly useful for:</w:t>
       </w:r>
     </w:p>
     <w:p>
@@ -4073,7 +4555,7 @@
           <w:noProof/>
         </w:rPr>
         <w:drawing>
-          <wp:inline distT="0" distB="0" distL="0" distR="0" wp14:anchorId="407CCD4B" wp14:editId="0EDC8A65">
+          <wp:inline distT="0" distB="0" distL="0" distR="0">
             <wp:extent cx="12637154" cy="7225146"/>
             <wp:effectExtent l="0" t="0" r="0" b="0"/>
             <wp:docPr id="10" name="Picture 10" descr="Description: rr"/>
@@ -4090,7 +4572,7 @@
                     </pic:cNvPicPr>
                   </pic:nvPicPr>
                   <pic:blipFill>
-                    <a:blip r:embed="rId7">
+                    <a:blip r:embed="rId8">
                       <a:extLst>
                         <a:ext uri="{28A0092B-C50C-407E-A947-70E740481C1C}">
                           <a14:useLocalDpi xmlns:a14="http://schemas.microsoft.com/office/drawing/2010/main" val="0"/>
@@ -4178,8 +4660,16 @@
         <w:rPr>
           <w:rStyle w:val="Strong"/>
         </w:rPr>
-        <w:t>[WOKWI SIMULATION - LED ON SCREENSHOT ]</w:t>
-      </w:r>
+        <w:t xml:space="preserve">[WOKWI SIMULATION - LED ON </w:t>
+      </w:r>
+      <w:proofErr w:type="gramStart"/>
+      <w:r>
+        <w:rPr>
+          <w:rStyle w:val="Strong"/>
+        </w:rPr>
+        <w:t>SCREENSHOT ]</w:t>
+      </w:r>
+      <w:proofErr w:type="gramEnd"/>
     </w:p>
     <w:p>
       <w:pPr>
@@ -4209,7 +4699,7 @@
           <w:noProof/>
         </w:rPr>
         <w:drawing>
-          <wp:inline distT="0" distB="0" distL="0" distR="0" wp14:anchorId="3DB5F77E" wp14:editId="08E47C76">
+          <wp:inline distT="0" distB="0" distL="0" distR="0">
             <wp:extent cx="12673150" cy="5694218"/>
             <wp:effectExtent l="0" t="0" r="0" b="1905"/>
             <wp:docPr id="11" name="Picture 11" descr="Description: tt"/>
@@ -4226,7 +4716,7 @@
                     </pic:cNvPicPr>
                   </pic:nvPicPr>
                   <pic:blipFill>
-                    <a:blip r:embed="rId8">
+                    <a:blip r:embed="rId9">
                       <a:extLst>
                         <a:ext uri="{28A0092B-C50C-407E-A947-70E740481C1C}">
                           <a14:useLocalDpi xmlns:a14="http://schemas.microsoft.com/office/drawing/2010/main" val="0"/>
@@ -4342,7 +4832,21 @@
         <w:rPr>
           <w:rFonts w:eastAsia="Times New Roman"/>
         </w:rPr>
-        <w:t xml:space="preserve"> – Verify serial port opens and Arduino responds</w:t>
+        <w:t xml:space="preserve"> – Verify serial port opens and </w:t>
+      </w:r>
+      <w:proofErr w:type="spellStart"/>
+      <w:r>
+        <w:rPr>
+          <w:rFonts w:eastAsia="Times New Roman"/>
+        </w:rPr>
+        <w:t>Arduino</w:t>
+      </w:r>
+      <w:proofErr w:type="spellEnd"/>
+      <w:r>
+        <w:rPr>
+          <w:rFonts w:eastAsia="Times New Roman"/>
+        </w:rPr>
+        <w:t xml:space="preserve"> responds</w:t>
       </w:r>
     </w:p>
     <w:p>
@@ -4510,13 +5014,6 @@
       <w:r>
         <w:rPr>
           <w:rFonts w:eastAsia="Times New Roman"/>
-          <w:noProof/>
-        </w:rPr>
-      </w:r>
-      <w:r>
-        <w:rPr>
-          <w:rFonts w:eastAsia="Times New Roman"/>
-          <w:noProof/>
         </w:rPr>
         <w:pict>
           <v:rect id="_x0000_i1032" style="width:753.3pt;height:1.8pt" o:hralign="center" o:hrstd="t" o:hr="t" fillcolor="#a0a0a0" stroked="f"/>
@@ -4712,7 +5209,15 @@
         <w:t>Solution:</w:t>
       </w:r>
       <w:r>
-        <w:t xml:space="preserve"> Both Raspberry Pi and Arduino are configured for identical 9600 baud rate:</w:t>
+        <w:t xml:space="preserve"> Both Raspberry Pi and </w:t>
+      </w:r>
+      <w:proofErr w:type="spellStart"/>
+      <w:r>
+        <w:t>Arduino</w:t>
+      </w:r>
+      <w:proofErr w:type="spellEnd"/>
+      <w:r>
+        <w:t xml:space="preserve"> are configured for identical 9600 baud rate:</w:t>
       </w:r>
     </w:p>
     <w:p>
@@ -4783,12 +5288,21 @@
           <w:rFonts w:eastAsia="Times New Roman"/>
         </w:rPr>
       </w:pPr>
+      <w:proofErr w:type="spellStart"/>
       <w:r>
         <w:rPr>
           <w:rStyle w:val="Strong"/>
           <w:rFonts w:eastAsia="Times New Roman"/>
         </w:rPr>
-        <w:t>Arduino:</w:t>
+        <w:t>Arduino</w:t>
+      </w:r>
+      <w:proofErr w:type="spellEnd"/>
+      <w:r>
+        <w:rPr>
+          <w:rStyle w:val="Strong"/>
+          <w:rFonts w:eastAsia="Times New Roman"/>
+        </w:rPr>
+        <w:t>:</w:t>
       </w:r>
       <w:r>
         <w:rPr>
@@ -4960,7 +5474,21 @@
         <w:rPr>
           <w:rFonts w:eastAsia="Times New Roman"/>
         </w:rPr>
-        <w:t>Raspberry Pi GND pin ↔ Arduino GND pin</w:t>
+        <w:t xml:space="preserve">Raspberry Pi GND pin ↔ </w:t>
+      </w:r>
+      <w:proofErr w:type="spellStart"/>
+      <w:r>
+        <w:rPr>
+          <w:rFonts w:eastAsia="Times New Roman"/>
+        </w:rPr>
+        <w:t>Arduino</w:t>
+      </w:r>
+      <w:proofErr w:type="spellEnd"/>
+      <w:r>
+        <w:rPr>
+          <w:rFonts w:eastAsia="Times New Roman"/>
+        </w:rPr>
+        <w:t xml:space="preserve"> GND pin</w:t>
       </w:r>
     </w:p>
     <w:p>
@@ -5614,13 +6142,6 @@
       <w:r>
         <w:rPr>
           <w:rFonts w:eastAsia="Times New Roman"/>
-          <w:noProof/>
-        </w:rPr>
-      </w:r>
-      <w:r>
-        <w:rPr>
-          <w:rFonts w:eastAsia="Times New Roman"/>
-          <w:noProof/>
         </w:rPr>
         <w:pict>
           <v:rect id="_x0000_i1033" style="width:753.3pt;height:1.8pt" o:hralign="center" o:hrstd="t" o:hr="t" fillcolor="#a0a0a0" stroked="f"/>
@@ -5684,7 +6205,15 @@
         <w:divId w:val="1893880339"/>
       </w:pPr>
       <w:r>
-        <w:t>This technical report has presented a comprehensive implementation of a UART communication interface between a Raspberry Pi master controller and an Arduino Uno slave device, developed as part of the Autonomous Wheelchair project at Egyptian Chinese University.</w:t>
+        <w:t xml:space="preserve">This technical report has presented a comprehensive implementation of a UART communication interface between a Raspberry Pi master controller and an </w:t>
+      </w:r>
+      <w:proofErr w:type="spellStart"/>
+      <w:r>
+        <w:t>Arduino</w:t>
+      </w:r>
+      <w:proofErr w:type="spellEnd"/>
+      <w:r>
+        <w:t xml:space="preserve"> Uno slave device, developed as part of the Autonomous Wheelchair project at Egyptian Chinese University.</w:t>
       </w:r>
     </w:p>
     <w:p>
@@ -6179,6 +6708,8 @@
           <w:rFonts w:eastAsia="Times New Roman"/>
         </w:rPr>
       </w:pPr>
+      <w:bookmarkStart w:id="0" w:name="_GoBack"/>
+      <w:bookmarkEnd w:id="0"/>
       <w:r>
         <w:rPr>
           <w:rStyle w:val="Strong"/>
@@ -6555,13 +7086,6 @@
       <w:r>
         <w:rPr>
           <w:rFonts w:eastAsia="Times New Roman"/>
-          <w:noProof/>
-        </w:rPr>
-      </w:r>
-      <w:r>
-        <w:rPr>
-          <w:rFonts w:eastAsia="Times New Roman"/>
-          <w:noProof/>
         </w:rPr>
         <w:pict>
           <v:rect id="_x0000_i1034" style="width:753.3pt;height:1.8pt" o:hralign="center" o:hrstd="t" o:hr="t" fillcolor="#a0a0a0" stroked="f"/>
@@ -6658,7 +7182,21 @@
         <w:rPr>
           <w:rFonts w:eastAsia="Times New Roman"/>
         </w:rPr>
-        <w:t>Arduino.cc. (2021). Arduino Uno Rev3 Documentation.</w:t>
+        <w:t xml:space="preserve">Arduino.cc. (2021). </w:t>
+      </w:r>
+      <w:proofErr w:type="spellStart"/>
+      <w:r>
+        <w:rPr>
+          <w:rFonts w:eastAsia="Times New Roman"/>
+        </w:rPr>
+        <w:t>Arduino</w:t>
+      </w:r>
+      <w:proofErr w:type="spellEnd"/>
+      <w:r>
+        <w:rPr>
+          <w:rFonts w:eastAsia="Times New Roman"/>
+        </w:rPr>
+        <w:t xml:space="preserve"> Uno Rev3 Documentation.</w:t>
       </w:r>
     </w:p>
     <w:p>
@@ -6709,6 +7247,7 @@
         <w:t xml:space="preserve"> GmbH. (2021). </w:t>
       </w:r>
       <w:proofErr w:type="spellStart"/>
+      <w:proofErr w:type="gramStart"/>
       <w:r>
         <w:rPr>
           <w:rFonts w:eastAsia="Times New Roman"/>
@@ -6716,6 +7255,7 @@
         <w:t>pySerial</w:t>
       </w:r>
       <w:proofErr w:type="spellEnd"/>
+      <w:proofErr w:type="gramEnd"/>
       <w:r>
         <w:rPr>
           <w:rFonts w:eastAsia="Times New Roman"/>
@@ -6762,7 +7302,21 @@
         <w:rPr>
           <w:rFonts w:eastAsia="Times New Roman"/>
         </w:rPr>
-        <w:t xml:space="preserve"> Arduino Simulator - Online Platform Documentation.</w:t>
+        <w:t xml:space="preserve"> </w:t>
+      </w:r>
+      <w:proofErr w:type="spellStart"/>
+      <w:r>
+        <w:rPr>
+          <w:rFonts w:eastAsia="Times New Roman"/>
+        </w:rPr>
+        <w:t>Arduino</w:t>
+      </w:r>
+      <w:proofErr w:type="spellEnd"/>
+      <w:r>
+        <w:rPr>
+          <w:rFonts w:eastAsia="Times New Roman"/>
+        </w:rPr>
+        <w:t xml:space="preserve"> Simulator - Online Platform Documentation.</w:t>
       </w:r>
     </w:p>
     <w:p>
@@ -6815,13 +7369,6 @@
       <w:r>
         <w:rPr>
           <w:rFonts w:eastAsia="Times New Roman"/>
-          <w:noProof/>
-        </w:rPr>
-      </w:r>
-      <w:r>
-        <w:rPr>
-          <w:rFonts w:eastAsia="Times New Roman"/>
-          <w:noProof/>
         </w:rPr>
         <w:pict>
           <v:rect id="_x0000_i1035" style="width:753.3pt;height:1.8pt" o:hralign="center" o:hrstd="t" o:hr="t" fillcolor="#a0a0a0" stroked="f"/>
@@ -7267,11 +7814,19 @@
                 <w:rFonts w:eastAsia="Times New Roman"/>
               </w:rPr>
             </w:pPr>
+            <w:proofErr w:type="spellStart"/>
             <w:r>
               <w:rPr>
                 <w:rFonts w:eastAsia="Times New Roman"/>
               </w:rPr>
-              <w:t>Arduino Uno R3</w:t>
+              <w:t>Arduino</w:t>
+            </w:r>
+            <w:proofErr w:type="spellEnd"/>
+            <w:r>
+              <w:rPr>
+                <w:rFonts w:eastAsia="Times New Roman"/>
+              </w:rPr>
+              <w:t xml:space="preserve"> Uno R3</w:t>
             </w:r>
           </w:p>
         </w:tc>
@@ -8662,13 +9217,6 @@
       <w:r>
         <w:rPr>
           <w:rFonts w:eastAsia="Times New Roman"/>
-          <w:noProof/>
-        </w:rPr>
-      </w:r>
-      <w:r>
-        <w:rPr>
-          <w:rFonts w:eastAsia="Times New Roman"/>
-          <w:noProof/>
         </w:rPr>
         <w:pict>
           <v:rect id="_x0000_i1036" style="width:753.3pt;height:1.8pt" o:hralign="center" o:hrstd="t" o:hr="t" fillcolor="#a0a0a0" stroked="f"/>
@@ -8747,8 +9295,13 @@
         <w:divId w:val="1893880339"/>
       </w:pPr>
       <w:r>
-        <w:t>|   (Power)   |       |   (Power)  |</w:t>
-      </w:r>
+        <w:t>|   (Power)   |       |   (Power</w:t>
+      </w:r>
+      <w:proofErr w:type="gramStart"/>
+      <w:r>
+        <w:t>)  |</w:t>
+      </w:r>
+      <w:proofErr w:type="gramEnd"/>
     </w:p>
     <w:p>
       <w:pPr>
@@ -8774,7 +9327,15 @@
         <w:divId w:val="1893880339"/>
       </w:pPr>
       <w:r>
-        <w:t xml:space="preserve">       |              [Pin 13]----[220 Ohm]----[LED+]----[GND]</w:t>
+        <w:t xml:space="preserve">       |              [Pin 13</w:t>
+      </w:r>
+      <w:proofErr w:type="gramStart"/>
+      <w:r>
+        <w:t>]----</w:t>
+      </w:r>
+      <w:proofErr w:type="gramEnd"/>
+      <w:r>
+        <w:t>[220 Ohm]----[LED+]----[GND]</w:t>
       </w:r>
     </w:p>
     <w:p>
@@ -8792,7 +9353,15 @@
         <w:divId w:val="1893880339"/>
       </w:pPr>
       <w:r>
-        <w:t xml:space="preserve">       |                     [Pin 8]--------[Motor Driver IN1]</w:t>
+        <w:t xml:space="preserve">       |                     [Pin 8</w:t>
+      </w:r>
+      <w:proofErr w:type="gramStart"/>
+      <w:r>
+        <w:t>]--------</w:t>
+      </w:r>
+      <w:proofErr w:type="gramEnd"/>
+      <w:r>
+        <w:t>[Motor Driver IN1]</w:t>
       </w:r>
     </w:p>
     <w:p>
@@ -8801,7 +9370,15 @@
         <w:divId w:val="1893880339"/>
       </w:pPr>
       <w:r>
-        <w:t xml:space="preserve">       |                     [Pin 9]--------[Motor Driver IN2]</w:t>
+        <w:t xml:space="preserve">       |                     [Pin 9</w:t>
+      </w:r>
+      <w:proofErr w:type="gramStart"/>
+      <w:r>
+        <w:t>]--------</w:t>
+      </w:r>
+      <w:proofErr w:type="gramEnd"/>
+      <w:r>
+        <w:t>[Motor Driver IN2]</w:t>
       </w:r>
     </w:p>
     <w:p>
@@ -8810,7 +9387,15 @@
         <w:divId w:val="1893880339"/>
       </w:pPr>
       <w:r>
-        <w:t xml:space="preserve">       |                    [Pin 10]--------[Motor Driver ENA]</w:t>
+        <w:t xml:space="preserve">       |                    [Pin 10</w:t>
+      </w:r>
+      <w:proofErr w:type="gramStart"/>
+      <w:r>
+        <w:t>]--------</w:t>
+      </w:r>
+      <w:proofErr w:type="gramEnd"/>
+      <w:r>
+        <w:t>[Motor Driver ENA]</w:t>
       </w:r>
     </w:p>
     <w:p>
@@ -8819,7 +9404,15 @@
         <w:divId w:val="1893880339"/>
       </w:pPr>
       <w:r>
-        <w:t xml:space="preserve">       |                     [GND]----------[Motor Driver GND]</w:t>
+        <w:t xml:space="preserve">       |                     [GND</w:t>
+      </w:r>
+      <w:proofErr w:type="gramStart"/>
+      <w:r>
+        <w:t>]----------</w:t>
+      </w:r>
+      <w:proofErr w:type="gramEnd"/>
+      <w:r>
+        <w:t>[Motor Driver GND]</w:t>
       </w:r>
     </w:p>
     <w:p>
@@ -8919,8 +9512,8 @@
 </file>
 
 <file path=word/numbering.xml><?xml version="1.0" encoding="utf-8"?>
-<w:numbering xmlns:wpc="http://schemas.microsoft.com/office/word/2010/wordprocessingCanvas" xmlns:cx="http://schemas.microsoft.com/office/drawing/2014/chartex" xmlns:cx1="http://schemas.microsoft.com/office/drawing/2015/9/8/chartex" xmlns:cx2="http://schemas.microsoft.com/office/drawing/2015/10/21/chartex" xmlns:cx3="http://schemas.microsoft.com/office/drawing/2016/5/9/chartex" xmlns:cx4="http://schemas.microsoft.com/office/drawing/2016/5/10/chartex" xmlns:cx5="http://schemas.microsoft.com/office/drawing/2016/5/11/chartex" xmlns:cx6="http://schemas.microsoft.com/office/drawing/2016/5/12/chartex" xmlns:cx7="http://schemas.microsoft.com/office/drawing/2016/5/13/chartex" xmlns:cx8="http://schemas.microsoft.com/office/drawing/2016/5/14/chartex" xmlns:mc="http://schemas.openxmlformats.org/markup-compatibility/2006" xmlns:aink="http://schemas.microsoft.com/office/drawing/2016/ink" xmlns:am3d="http://schemas.microsoft.com/office/drawing/2017/model3d" xmlns:o="urn:schemas-microsoft-com:office:office" xmlns:oel="http://schemas.microsoft.com/office/2019/extlst" xmlns:r="http://schemas.openxmlformats.org/officeDocument/2006/relationships" xmlns:m="http://schemas.openxmlformats.org/officeDocument/2006/math" xmlns:v="urn:schemas-microsoft-com:vml" xmlns:wp14="http://schemas.microsoft.com/office/word/2010/wordprocessingDrawing" xmlns:wp="http://schemas.openxmlformats.org/drawingml/2006/wordprocessingDrawing" xmlns:w10="urn:schemas-microsoft-com:office:word" xmlns:w="http://schemas.openxmlformats.org/wordprocessingml/2006/main" xmlns:w14="http://schemas.microsoft.com/office/word/2010/wordml" xmlns:w15="http://schemas.microsoft.com/office/word/2012/wordml" xmlns:w16cex="http://schemas.microsoft.com/office/word/2018/wordml/cex" xmlns:w16cid="http://schemas.microsoft.com/office/word/2016/wordml/cid" xmlns:w16="http://schemas.microsoft.com/office/word/2018/wordml" xmlns:w16du="http://schemas.microsoft.com/office/word/2023/wordml/word16du" xmlns:w16sdtdh="http://schemas.microsoft.com/office/word/2020/wordml/sdtdatahash" xmlns:w16sdtfl="http://schemas.microsoft.com/office/word/2024/wordml/sdtformatlock" xmlns:w16se="http://schemas.microsoft.com/office/word/2015/wordml/symex" xmlns:wpg="http://schemas.microsoft.com/office/word/2010/wordprocessingGroup" xmlns:wpi="http://schemas.microsoft.com/office/word/2010/wordprocessingInk" xmlns:wne="http://schemas.microsoft.com/office/word/2006/wordml" xmlns:wps="http://schemas.microsoft.com/office/word/2010/wordprocessingShape" mc:Ignorable="w14 w15 w16se w16cid w16 w16cex w16sdtdh w16sdtfl w16du wp14">
-  <w:abstractNum w:abstractNumId="0" w15:restartNumberingAfterBreak="0">
+<w:numbering xmlns:wpc="http://schemas.microsoft.com/office/word/2010/wordprocessingCanvas" xmlns:mc="http://schemas.openxmlformats.org/markup-compatibility/2006" xmlns:o="urn:schemas-microsoft-com:office:office" xmlns:r="http://schemas.openxmlformats.org/officeDocument/2006/relationships" xmlns:m="http://schemas.openxmlformats.org/officeDocument/2006/math" xmlns:v="urn:schemas-microsoft-com:vml" xmlns:wp14="http://schemas.microsoft.com/office/word/2010/wordprocessingDrawing" xmlns:wp="http://schemas.openxmlformats.org/drawingml/2006/wordprocessingDrawing" xmlns:w10="urn:schemas-microsoft-com:office:word" xmlns:w="http://schemas.openxmlformats.org/wordprocessingml/2006/main" xmlns:w14="http://schemas.microsoft.com/office/word/2010/wordml" xmlns:wpg="http://schemas.microsoft.com/office/word/2010/wordprocessingGroup" xmlns:wpi="http://schemas.microsoft.com/office/word/2010/wordprocessingInk" xmlns:wne="http://schemas.microsoft.com/office/word/2006/wordml" xmlns:wps="http://schemas.microsoft.com/office/word/2010/wordprocessingShape" mc:Ignorable="w14 wp14">
+  <w:abstractNum w:abstractNumId="0">
     <w:nsid w:val="04C519AA"/>
     <w:multiLevelType w:val="multilevel"/>
     <w:tmpl w:val="65144EA0"/>
@@ -9069,7 +9662,7 @@
       </w:rPr>
     </w:lvl>
   </w:abstractNum>
-  <w:abstractNum w:abstractNumId="1" w15:restartNumberingAfterBreak="0">
+  <w:abstractNum w:abstractNumId="1">
     <w:nsid w:val="05F65080"/>
     <w:multiLevelType w:val="multilevel"/>
     <w:tmpl w:val="0B96BA8C"/>
@@ -9218,7 +9811,7 @@
       </w:rPr>
     </w:lvl>
   </w:abstractNum>
-  <w:abstractNum w:abstractNumId="2" w15:restartNumberingAfterBreak="0">
+  <w:abstractNum w:abstractNumId="2">
     <w:nsid w:val="0A3B19BF"/>
     <w:multiLevelType w:val="multilevel"/>
     <w:tmpl w:val="DA2695B2"/>
@@ -9367,7 +9960,7 @@
       </w:rPr>
     </w:lvl>
   </w:abstractNum>
-  <w:abstractNum w:abstractNumId="3" w15:restartNumberingAfterBreak="0">
+  <w:abstractNum w:abstractNumId="3">
     <w:nsid w:val="0B516222"/>
     <w:multiLevelType w:val="multilevel"/>
     <w:tmpl w:val="211213DA"/>
@@ -9480,7 +10073,7 @@
       </w:pPr>
     </w:lvl>
   </w:abstractNum>
-  <w:abstractNum w:abstractNumId="4" w15:restartNumberingAfterBreak="0">
+  <w:abstractNum w:abstractNumId="4">
     <w:nsid w:val="0C292FEF"/>
     <w:multiLevelType w:val="multilevel"/>
     <w:tmpl w:val="4D5E942A"/>
@@ -9629,7 +10222,7 @@
       </w:rPr>
     </w:lvl>
   </w:abstractNum>
-  <w:abstractNum w:abstractNumId="5" w15:restartNumberingAfterBreak="0">
+  <w:abstractNum w:abstractNumId="5">
     <w:nsid w:val="0C623396"/>
     <w:multiLevelType w:val="multilevel"/>
     <w:tmpl w:val="633A35F6"/>
@@ -9778,7 +10371,7 @@
       </w:rPr>
     </w:lvl>
   </w:abstractNum>
-  <w:abstractNum w:abstractNumId="6" w15:restartNumberingAfterBreak="0">
+  <w:abstractNum w:abstractNumId="6">
     <w:nsid w:val="115A63D4"/>
     <w:multiLevelType w:val="multilevel"/>
     <w:tmpl w:val="10644810"/>
@@ -9927,7 +10520,7 @@
       </w:rPr>
     </w:lvl>
   </w:abstractNum>
-  <w:abstractNum w:abstractNumId="7" w15:restartNumberingAfterBreak="0">
+  <w:abstractNum w:abstractNumId="7">
     <w:nsid w:val="15C01673"/>
     <w:multiLevelType w:val="multilevel"/>
     <w:tmpl w:val="D12C4064"/>
@@ -10040,7 +10633,7 @@
       </w:pPr>
     </w:lvl>
   </w:abstractNum>
-  <w:abstractNum w:abstractNumId="8" w15:restartNumberingAfterBreak="0">
+  <w:abstractNum w:abstractNumId="8">
     <w:nsid w:val="205F2640"/>
     <w:multiLevelType w:val="multilevel"/>
     <w:tmpl w:val="293A0D9A"/>
@@ -10189,7 +10782,7 @@
       </w:rPr>
     </w:lvl>
   </w:abstractNum>
-  <w:abstractNum w:abstractNumId="9" w15:restartNumberingAfterBreak="0">
+  <w:abstractNum w:abstractNumId="9">
     <w:nsid w:val="21C128AE"/>
     <w:multiLevelType w:val="multilevel"/>
     <w:tmpl w:val="8BCA4B70"/>
@@ -10338,7 +10931,7 @@
       </w:rPr>
     </w:lvl>
   </w:abstractNum>
-  <w:abstractNum w:abstractNumId="10" w15:restartNumberingAfterBreak="0">
+  <w:abstractNum w:abstractNumId="10">
     <w:nsid w:val="2D321C26"/>
     <w:multiLevelType w:val="multilevel"/>
     <w:tmpl w:val="0C5C9B16"/>
@@ -10487,7 +11080,7 @@
       </w:rPr>
     </w:lvl>
   </w:abstractNum>
-  <w:abstractNum w:abstractNumId="11" w15:restartNumberingAfterBreak="0">
+  <w:abstractNum w:abstractNumId="11">
     <w:nsid w:val="339E63F6"/>
     <w:multiLevelType w:val="multilevel"/>
     <w:tmpl w:val="25FA6F52"/>
@@ -10600,7 +11193,7 @@
       </w:pPr>
     </w:lvl>
   </w:abstractNum>
-  <w:abstractNum w:abstractNumId="12" w15:restartNumberingAfterBreak="0">
+  <w:abstractNum w:abstractNumId="12">
     <w:nsid w:val="36C608FA"/>
     <w:multiLevelType w:val="multilevel"/>
     <w:tmpl w:val="09266354"/>
@@ -10749,7 +11342,7 @@
       </w:rPr>
     </w:lvl>
   </w:abstractNum>
-  <w:abstractNum w:abstractNumId="13" w15:restartNumberingAfterBreak="0">
+  <w:abstractNum w:abstractNumId="13">
     <w:nsid w:val="3B074028"/>
     <w:multiLevelType w:val="multilevel"/>
     <w:tmpl w:val="130858EA"/>
@@ -10862,7 +11455,7 @@
       </w:pPr>
     </w:lvl>
   </w:abstractNum>
-  <w:abstractNum w:abstractNumId="14" w15:restartNumberingAfterBreak="0">
+  <w:abstractNum w:abstractNumId="14">
     <w:nsid w:val="3D3138A4"/>
     <w:multiLevelType w:val="multilevel"/>
     <w:tmpl w:val="41FCC400"/>
@@ -11011,7 +11604,7 @@
       </w:rPr>
     </w:lvl>
   </w:abstractNum>
-  <w:abstractNum w:abstractNumId="15" w15:restartNumberingAfterBreak="0">
+  <w:abstractNum w:abstractNumId="15">
     <w:nsid w:val="43F25673"/>
     <w:multiLevelType w:val="multilevel"/>
     <w:tmpl w:val="909E83A2"/>
@@ -11160,7 +11753,7 @@
       </w:rPr>
     </w:lvl>
   </w:abstractNum>
-  <w:abstractNum w:abstractNumId="16" w15:restartNumberingAfterBreak="0">
+  <w:abstractNum w:abstractNumId="16">
     <w:nsid w:val="5B094384"/>
     <w:multiLevelType w:val="multilevel"/>
     <w:tmpl w:val="B0A062C0"/>
@@ -11309,7 +11902,7 @@
       </w:rPr>
     </w:lvl>
   </w:abstractNum>
-  <w:abstractNum w:abstractNumId="17" w15:restartNumberingAfterBreak="0">
+  <w:abstractNum w:abstractNumId="17">
     <w:nsid w:val="6C3E606E"/>
     <w:multiLevelType w:val="multilevel"/>
     <w:tmpl w:val="4F84DB9A"/>
@@ -11422,7 +12015,7 @@
       </w:pPr>
     </w:lvl>
   </w:abstractNum>
-  <w:abstractNum w:abstractNumId="18" w15:restartNumberingAfterBreak="0">
+  <w:abstractNum w:abstractNumId="18">
     <w:nsid w:val="765E41A5"/>
     <w:multiLevelType w:val="multilevel"/>
     <w:tmpl w:val="410A672A"/>
@@ -11535,7 +12128,7 @@
       </w:pPr>
     </w:lvl>
   </w:abstractNum>
-  <w:abstractNum w:abstractNumId="19" w15:restartNumberingAfterBreak="0">
+  <w:abstractNum w:abstractNumId="19">
     <w:nsid w:val="78180B1E"/>
     <w:multiLevelType w:val="multilevel"/>
     <w:tmpl w:val="44DE52D6"/>
@@ -11684,10 +12277,10 @@
       </w:rPr>
     </w:lvl>
   </w:abstractNum>
-  <w:num w:numId="1" w16cid:durableId="1364556203">
+  <w:num w:numId="1">
     <w:abstractNumId w:val="11"/>
   </w:num>
-  <w:num w:numId="2" w16cid:durableId="1334643751">
+  <w:num w:numId="2">
     <w:abstractNumId w:val="11"/>
     <w:lvlOverride w:ilvl="0">
       <w:startOverride w:val="1"/>
@@ -11717,34 +12310,34 @@
       <w:startOverride w:val="1"/>
     </w:lvlOverride>
   </w:num>
-  <w:num w:numId="3" w16cid:durableId="1252272991">
+  <w:num w:numId="3">
     <w:abstractNumId w:val="1"/>
   </w:num>
-  <w:num w:numId="4" w16cid:durableId="403600574">
+  <w:num w:numId="4">
     <w:abstractNumId w:val="1"/>
   </w:num>
-  <w:num w:numId="5" w16cid:durableId="721638578">
+  <w:num w:numId="5">
     <w:abstractNumId w:val="5"/>
   </w:num>
-  <w:num w:numId="6" w16cid:durableId="1720938686">
+  <w:num w:numId="6">
     <w:abstractNumId w:val="5"/>
   </w:num>
-  <w:num w:numId="7" w16cid:durableId="1222211621">
+  <w:num w:numId="7">
     <w:abstractNumId w:val="14"/>
   </w:num>
-  <w:num w:numId="8" w16cid:durableId="597762441">
+  <w:num w:numId="8">
     <w:abstractNumId w:val="14"/>
   </w:num>
-  <w:num w:numId="9" w16cid:durableId="675154143">
+  <w:num w:numId="9">
     <w:abstractNumId w:val="19"/>
   </w:num>
-  <w:num w:numId="10" w16cid:durableId="1475678739">
+  <w:num w:numId="10">
     <w:abstractNumId w:val="19"/>
   </w:num>
-  <w:num w:numId="11" w16cid:durableId="99571439">
+  <w:num w:numId="11">
     <w:abstractNumId w:val="7"/>
   </w:num>
-  <w:num w:numId="12" w16cid:durableId="1025401230">
+  <w:num w:numId="12">
     <w:abstractNumId w:val="7"/>
     <w:lvlOverride w:ilvl="0">
       <w:startOverride w:val="1"/>
@@ -11774,34 +12367,34 @@
       <w:startOverride w:val="1"/>
     </w:lvlOverride>
   </w:num>
-  <w:num w:numId="13" w16cid:durableId="1377779156">
+  <w:num w:numId="13">
     <w:abstractNumId w:val="15"/>
   </w:num>
-  <w:num w:numId="14" w16cid:durableId="1852865645">
+  <w:num w:numId="14">
     <w:abstractNumId w:val="15"/>
   </w:num>
-  <w:num w:numId="15" w16cid:durableId="1371880915">
+  <w:num w:numId="15">
     <w:abstractNumId w:val="12"/>
   </w:num>
-  <w:num w:numId="16" w16cid:durableId="847643595">
+  <w:num w:numId="16">
     <w:abstractNumId w:val="12"/>
   </w:num>
-  <w:num w:numId="17" w16cid:durableId="1095251628">
+  <w:num w:numId="17">
     <w:abstractNumId w:val="0"/>
   </w:num>
-  <w:num w:numId="18" w16cid:durableId="1699088094">
+  <w:num w:numId="18">
     <w:abstractNumId w:val="0"/>
   </w:num>
-  <w:num w:numId="19" w16cid:durableId="1387148559">
+  <w:num w:numId="19">
     <w:abstractNumId w:val="10"/>
   </w:num>
-  <w:num w:numId="20" w16cid:durableId="1090584678">
+  <w:num w:numId="20">
     <w:abstractNumId w:val="10"/>
   </w:num>
-  <w:num w:numId="21" w16cid:durableId="385303092">
+  <w:num w:numId="21">
     <w:abstractNumId w:val="18"/>
   </w:num>
-  <w:num w:numId="22" w16cid:durableId="263390687">
+  <w:num w:numId="22">
     <w:abstractNumId w:val="18"/>
     <w:lvlOverride w:ilvl="0">
       <w:startOverride w:val="1"/>
@@ -11831,22 +12424,22 @@
       <w:startOverride w:val="1"/>
     </w:lvlOverride>
   </w:num>
-  <w:num w:numId="23" w16cid:durableId="1313215540">
+  <w:num w:numId="23">
     <w:abstractNumId w:val="4"/>
   </w:num>
-  <w:num w:numId="24" w16cid:durableId="1914585705">
+  <w:num w:numId="24">
     <w:abstractNumId w:val="4"/>
   </w:num>
-  <w:num w:numId="25" w16cid:durableId="130365865">
+  <w:num w:numId="25">
     <w:abstractNumId w:val="16"/>
   </w:num>
-  <w:num w:numId="26" w16cid:durableId="1043553096">
+  <w:num w:numId="26">
     <w:abstractNumId w:val="16"/>
   </w:num>
-  <w:num w:numId="27" w16cid:durableId="775949650">
+  <w:num w:numId="27">
     <w:abstractNumId w:val="17"/>
   </w:num>
-  <w:num w:numId="28" w16cid:durableId="1077284651">
+  <w:num w:numId="28">
     <w:abstractNumId w:val="17"/>
     <w:lvlOverride w:ilvl="0">
       <w:startOverride w:val="1"/>
@@ -11876,16 +12469,16 @@
       <w:startOverride w:val="1"/>
     </w:lvlOverride>
   </w:num>
-  <w:num w:numId="29" w16cid:durableId="1720204256">
+  <w:num w:numId="29">
     <w:abstractNumId w:val="6"/>
   </w:num>
-  <w:num w:numId="30" w16cid:durableId="1199974050">
+  <w:num w:numId="30">
     <w:abstractNumId w:val="6"/>
   </w:num>
-  <w:num w:numId="31" w16cid:durableId="1753818992">
+  <w:num w:numId="31">
     <w:abstractNumId w:val="3"/>
   </w:num>
-  <w:num w:numId="32" w16cid:durableId="590314293">
+  <w:num w:numId="32">
     <w:abstractNumId w:val="3"/>
     <w:lvlOverride w:ilvl="0">
       <w:startOverride w:val="1"/>
@@ -11915,28 +12508,28 @@
       <w:startOverride w:val="1"/>
     </w:lvlOverride>
   </w:num>
-  <w:num w:numId="33" w16cid:durableId="589656702">
+  <w:num w:numId="33">
     <w:abstractNumId w:val="2"/>
   </w:num>
-  <w:num w:numId="34" w16cid:durableId="1835294844">
+  <w:num w:numId="34">
     <w:abstractNumId w:val="2"/>
   </w:num>
-  <w:num w:numId="35" w16cid:durableId="1482574076">
+  <w:num w:numId="35">
     <w:abstractNumId w:val="8"/>
   </w:num>
-  <w:num w:numId="36" w16cid:durableId="1546605379">
+  <w:num w:numId="36">
     <w:abstractNumId w:val="8"/>
   </w:num>
-  <w:num w:numId="37" w16cid:durableId="2114206778">
+  <w:num w:numId="37">
     <w:abstractNumId w:val="9"/>
   </w:num>
-  <w:num w:numId="38" w16cid:durableId="1282498925">
+  <w:num w:numId="38">
     <w:abstractNumId w:val="9"/>
   </w:num>
-  <w:num w:numId="39" w16cid:durableId="263418848">
+  <w:num w:numId="39">
     <w:abstractNumId w:val="13"/>
   </w:num>
-  <w:num w:numId="40" w16cid:durableId="1673530490">
+  <w:num w:numId="40">
     <w:abstractNumId w:val="13"/>
     <w:lvlOverride w:ilvl="0">
       <w:startOverride w:val="1"/>
@@ -11970,7 +12563,7 @@
 </file>
 
 <file path=word/styles.xml><?xml version="1.0" encoding="utf-8"?>
-<w:styles xmlns:mc="http://schemas.openxmlformats.org/markup-compatibility/2006" xmlns:r="http://schemas.openxmlformats.org/officeDocument/2006/relationships" xmlns:w="http://schemas.openxmlformats.org/wordprocessingml/2006/main" xmlns:w14="http://schemas.microsoft.com/office/word/2010/wordml" xmlns:w15="http://schemas.microsoft.com/office/word/2012/wordml" xmlns:w16cex="http://schemas.microsoft.com/office/word/2018/wordml/cex" xmlns:w16cid="http://schemas.microsoft.com/office/word/2016/wordml/cid" xmlns:w16="http://schemas.microsoft.com/office/word/2018/wordml" xmlns:w16du="http://schemas.microsoft.com/office/word/2023/wordml/word16du" xmlns:w16sdtdh="http://schemas.microsoft.com/office/word/2020/wordml/sdtdatahash" xmlns:w16sdtfl="http://schemas.microsoft.com/office/word/2024/wordml/sdtformatlock" xmlns:w16se="http://schemas.microsoft.com/office/word/2015/wordml/symex" mc:Ignorable="w14 w15 w16se w16cid w16 w16cex w16sdtdh w16sdtfl w16du">
+<w:styles xmlns:mc="http://schemas.openxmlformats.org/markup-compatibility/2006" xmlns:r="http://schemas.openxmlformats.org/officeDocument/2006/relationships" xmlns:w="http://schemas.openxmlformats.org/wordprocessingml/2006/main" xmlns:w14="http://schemas.microsoft.com/office/word/2010/wordml" mc:Ignorable="w14">
   <w:docDefaults>
     <w:rPrDefault>
       <w:rPr>
@@ -11980,383 +12573,578 @@
     </w:rPrDefault>
     <w:pPrDefault/>
   </w:docDefaults>
-  <w:latentStyles w:defLockedState="0" w:defUIPriority="99" w:defSemiHidden="0" w:defUnhideWhenUsed="0" w:defQFormat="0" w:count="376">
-    <w:lsdException w:name="Normal" w:uiPriority="0" w:qFormat="1"/>
-    <w:lsdException w:name="heading 1" w:uiPriority="9" w:qFormat="1"/>
-    <w:lsdException w:name="heading 2" w:uiPriority="9" w:qFormat="1"/>
-    <w:lsdException w:name="heading 3" w:uiPriority="9" w:qFormat="1"/>
-    <w:lsdException w:name="heading 4" w:semiHidden="1" w:uiPriority="9" w:unhideWhenUsed="1" w:qFormat="1"/>
-    <w:lsdException w:name="heading 5" w:semiHidden="1" w:uiPriority="9" w:unhideWhenUsed="1" w:qFormat="1"/>
-    <w:lsdException w:name="heading 6" w:semiHidden="1" w:uiPriority="9" w:unhideWhenUsed="1" w:qFormat="1"/>
-    <w:lsdException w:name="heading 7" w:semiHidden="1" w:uiPriority="9" w:unhideWhenUsed="1" w:qFormat="1"/>
-    <w:lsdException w:name="heading 8" w:semiHidden="1" w:uiPriority="9" w:unhideWhenUsed="1" w:qFormat="1"/>
-    <w:lsdException w:name="heading 9" w:semiHidden="1" w:uiPriority="9" w:unhideWhenUsed="1" w:qFormat="1"/>
-    <w:lsdException w:name="index 1" w:semiHidden="1" w:unhideWhenUsed="1"/>
-    <w:lsdException w:name="index 2" w:semiHidden="1" w:unhideWhenUsed="1"/>
-    <w:lsdException w:name="index 3" w:semiHidden="1" w:unhideWhenUsed="1"/>
-    <w:lsdException w:name="index 4" w:semiHidden="1" w:unhideWhenUsed="1"/>
-    <w:lsdException w:name="index 5" w:semiHidden="1" w:unhideWhenUsed="1"/>
-    <w:lsdException w:name="index 6" w:semiHidden="1" w:unhideWhenUsed="1"/>
-    <w:lsdException w:name="index 7" w:semiHidden="1" w:unhideWhenUsed="1"/>
-    <w:lsdException w:name="index 8" w:semiHidden="1" w:unhideWhenUsed="1"/>
-    <w:lsdException w:name="index 9" w:semiHidden="1" w:unhideWhenUsed="1"/>
-    <w:lsdException w:name="toc 1" w:semiHidden="1" w:uiPriority="39" w:unhideWhenUsed="1"/>
-    <w:lsdException w:name="toc 2" w:semiHidden="1" w:uiPriority="39" w:unhideWhenUsed="1"/>
-    <w:lsdException w:name="toc 3" w:semiHidden="1" w:uiPriority="39" w:unhideWhenUsed="1"/>
-    <w:lsdException w:name="toc 4" w:semiHidden="1" w:uiPriority="39" w:unhideWhenUsed="1"/>
-    <w:lsdException w:name="toc 5" w:semiHidden="1" w:uiPriority="39" w:unhideWhenUsed="1"/>
-    <w:lsdException w:name="toc 6" w:semiHidden="1" w:uiPriority="39" w:unhideWhenUsed="1"/>
-    <w:lsdException w:name="toc 7" w:semiHidden="1" w:uiPriority="39" w:unhideWhenUsed="1"/>
-    <w:lsdException w:name="toc 8" w:semiHidden="1" w:uiPriority="39" w:unhideWhenUsed="1"/>
-    <w:lsdException w:name="toc 9" w:semiHidden="1" w:uiPriority="39" w:unhideWhenUsed="1"/>
-    <w:lsdException w:name="Normal Indent" w:semiHidden="1" w:unhideWhenUsed="1"/>
-    <w:lsdException w:name="footnote text" w:semiHidden="1" w:unhideWhenUsed="1"/>
-    <w:lsdException w:name="annotation text" w:semiHidden="1" w:unhideWhenUsed="1"/>
-    <w:lsdException w:name="header" w:semiHidden="1" w:unhideWhenUsed="1"/>
-    <w:lsdException w:name="footer" w:semiHidden="1" w:unhideWhenUsed="1"/>
-    <w:lsdException w:name="index heading" w:semiHidden="1" w:unhideWhenUsed="1"/>
-    <w:lsdException w:name="caption" w:semiHidden="1" w:uiPriority="35" w:unhideWhenUsed="1" w:qFormat="1"/>
-    <w:lsdException w:name="table of figures" w:semiHidden="1" w:unhideWhenUsed="1"/>
-    <w:lsdException w:name="envelope address" w:semiHidden="1" w:unhideWhenUsed="1"/>
-    <w:lsdException w:name="envelope return" w:semiHidden="1" w:unhideWhenUsed="1"/>
-    <w:lsdException w:name="footnote reference" w:semiHidden="1" w:unhideWhenUsed="1"/>
-    <w:lsdException w:name="annotation reference" w:semiHidden="1" w:unhideWhenUsed="1"/>
-    <w:lsdException w:name="line number" w:semiHidden="1" w:unhideWhenUsed="1"/>
-    <w:lsdException w:name="page number" w:semiHidden="1" w:unhideWhenUsed="1"/>
-    <w:lsdException w:name="endnote reference" w:semiHidden="1" w:unhideWhenUsed="1"/>
-    <w:lsdException w:name="endnote text" w:semiHidden="1" w:unhideWhenUsed="1"/>
-    <w:lsdException w:name="table of authorities" w:semiHidden="1" w:unhideWhenUsed="1"/>
-    <w:lsdException w:name="macro" w:semiHidden="1" w:unhideWhenUsed="1"/>
-    <w:lsdException w:name="toa heading" w:semiHidden="1" w:unhideWhenUsed="1"/>
-    <w:lsdException w:name="List" w:semiHidden="1" w:unhideWhenUsed="1"/>
-    <w:lsdException w:name="List Bullet" w:semiHidden="1" w:unhideWhenUsed="1"/>
-    <w:lsdException w:name="List Number" w:semiHidden="1" w:unhideWhenUsed="1"/>
-    <w:lsdException w:name="List 2" w:semiHidden="1" w:unhideWhenUsed="1"/>
-    <w:lsdException w:name="List 3" w:semiHidden="1" w:unhideWhenUsed="1"/>
-    <w:lsdException w:name="List 4" w:semiHidden="1" w:unhideWhenUsed="1"/>
-    <w:lsdException w:name="List 5" w:semiHidden="1" w:unhideWhenUsed="1"/>
-    <w:lsdException w:name="List Bullet 2" w:semiHidden="1" w:unhideWhenUsed="1"/>
-    <w:lsdException w:name="List Bullet 3" w:semiHidden="1" w:unhideWhenUsed="1"/>
-    <w:lsdException w:name="List Bullet 4" w:semiHidden="1" w:unhideWhenUsed="1"/>
-    <w:lsdException w:name="List Bullet 5" w:semiHidden="1" w:unhideWhenUsed="1"/>
-    <w:lsdException w:name="List Number 2" w:semiHidden="1" w:unhideWhenUsed="1"/>
-    <w:lsdException w:name="List Number 3" w:semiHidden="1" w:unhideWhenUsed="1"/>
-    <w:lsdException w:name="List Number 4" w:semiHidden="1" w:unhideWhenUsed="1"/>
-    <w:lsdException w:name="List Number 5" w:semiHidden="1" w:unhideWhenUsed="1"/>
-    <w:lsdException w:name="Title" w:uiPriority="10" w:qFormat="1"/>
-    <w:lsdException w:name="Closing" w:semiHidden="1" w:unhideWhenUsed="1"/>
-    <w:lsdException w:name="Signature" w:semiHidden="1" w:unhideWhenUsed="1"/>
-    <w:lsdException w:name="Default Paragraph Font" w:semiHidden="1" w:uiPriority="1" w:unhideWhenUsed="1"/>
-    <w:lsdException w:name="Body Text" w:semiHidden="1" w:unhideWhenUsed="1"/>
-    <w:lsdException w:name="Body Text Indent" w:semiHidden="1" w:unhideWhenUsed="1"/>
-    <w:lsdException w:name="List Continue" w:semiHidden="1" w:unhideWhenUsed="1"/>
-    <w:lsdException w:name="List Continue 2" w:semiHidden="1" w:unhideWhenUsed="1"/>
-    <w:lsdException w:name="List Continue 3" w:semiHidden="1" w:unhideWhenUsed="1"/>
-    <w:lsdException w:name="List Continue 4" w:semiHidden="1" w:unhideWhenUsed="1"/>
-    <w:lsdException w:name="List Continue 5" w:semiHidden="1" w:unhideWhenUsed="1"/>
-    <w:lsdException w:name="Message Header" w:semiHidden="1" w:unhideWhenUsed="1"/>
-    <w:lsdException w:name="Subtitle" w:uiPriority="11" w:qFormat="1"/>
-    <w:lsdException w:name="Salutation" w:semiHidden="1" w:unhideWhenUsed="1"/>
-    <w:lsdException w:name="Date" w:semiHidden="1" w:unhideWhenUsed="1"/>
-    <w:lsdException w:name="Body Text First Indent" w:semiHidden="1" w:unhideWhenUsed="1"/>
-    <w:lsdException w:name="Body Text First Indent 2" w:semiHidden="1" w:unhideWhenUsed="1"/>
-    <w:lsdException w:name="Note Heading" w:semiHidden="1" w:unhideWhenUsed="1"/>
-    <w:lsdException w:name="Body Text 2" w:semiHidden="1" w:unhideWhenUsed="1"/>
-    <w:lsdException w:name="Body Text 3" w:semiHidden="1" w:unhideWhenUsed="1"/>
-    <w:lsdException w:name="Body Text Indent 2" w:semiHidden="1" w:unhideWhenUsed="1"/>
-    <w:lsdException w:name="Body Text Indent 3" w:semiHidden="1" w:unhideWhenUsed="1"/>
-    <w:lsdException w:name="Block Text" w:semiHidden="1" w:unhideWhenUsed="1"/>
-    <w:lsdException w:name="Hyperlink" w:semiHidden="1" w:unhideWhenUsed="1"/>
-    <w:lsdException w:name="FollowedHyperlink" w:semiHidden="1" w:unhideWhenUsed="1"/>
-    <w:lsdException w:name="Strong" w:uiPriority="22" w:qFormat="1"/>
-    <w:lsdException w:name="Emphasis" w:uiPriority="20" w:qFormat="1"/>
-    <w:lsdException w:name="Document Map" w:semiHidden="1" w:unhideWhenUsed="1"/>
-    <w:lsdException w:name="Plain Text" w:semiHidden="1" w:unhideWhenUsed="1"/>
-    <w:lsdException w:name="E-mail Signature" w:semiHidden="1" w:unhideWhenUsed="1"/>
-    <w:lsdException w:name="HTML Top of Form" w:semiHidden="1" w:unhideWhenUsed="1"/>
-    <w:lsdException w:name="HTML Bottom of Form" w:semiHidden="1" w:unhideWhenUsed="1"/>
-    <w:lsdException w:name="Normal (Web)" w:semiHidden="1" w:unhideWhenUsed="1"/>
-    <w:lsdException w:name="HTML Acronym" w:semiHidden="1" w:unhideWhenUsed="1"/>
-    <w:lsdException w:name="HTML Address" w:semiHidden="1" w:unhideWhenUsed="1"/>
-    <w:lsdException w:name="HTML Cite" w:semiHidden="1" w:unhideWhenUsed="1"/>
-    <w:lsdException w:name="HTML Code" w:semiHidden="1" w:unhideWhenUsed="1"/>
-    <w:lsdException w:name="HTML Definition" w:semiHidden="1" w:unhideWhenUsed="1"/>
-    <w:lsdException w:name="HTML Keyboard" w:semiHidden="1" w:unhideWhenUsed="1"/>
-    <w:lsdException w:name="HTML Preformatted" w:semiHidden="1" w:unhideWhenUsed="1"/>
-    <w:lsdException w:name="HTML Sample" w:semiHidden="1" w:unhideWhenUsed="1"/>
-    <w:lsdException w:name="HTML Typewriter" w:semiHidden="1" w:unhideWhenUsed="1"/>
-    <w:lsdException w:name="HTML Variable" w:semiHidden="1" w:unhideWhenUsed="1"/>
-    <w:lsdException w:name="Normal Table" w:semiHidden="1" w:unhideWhenUsed="1"/>
-    <w:lsdException w:name="annotation subject" w:semiHidden="1" w:unhideWhenUsed="1"/>
-    <w:lsdException w:name="No List" w:semiHidden="1" w:unhideWhenUsed="1"/>
-    <w:lsdException w:name="Outline List 1" w:semiHidden="1" w:unhideWhenUsed="1"/>
-    <w:lsdException w:name="Outline List 2" w:semiHidden="1" w:unhideWhenUsed="1"/>
-    <w:lsdException w:name="Outline List 3" w:semiHidden="1" w:unhideWhenUsed="1"/>
-    <w:lsdException w:name="Table Simple 1" w:semiHidden="1" w:unhideWhenUsed="1"/>
-    <w:lsdException w:name="Table Simple 2" w:semiHidden="1" w:unhideWhenUsed="1"/>
-    <w:lsdException w:name="Table Simple 3" w:semiHidden="1" w:unhideWhenUsed="1"/>
-    <w:lsdException w:name="Table Classic 1" w:semiHidden="1" w:unhideWhenUsed="1"/>
-    <w:lsdException w:name="Table Classic 2" w:semiHidden="1" w:unhideWhenUsed="1"/>
-    <w:lsdException w:name="Table Classic 3" w:semiHidden="1" w:unhideWhenUsed="1"/>
-    <w:lsdException w:name="Table Classic 4" w:semiHidden="1" w:unhideWhenUsed="1"/>
-    <w:lsdException w:name="Table Colorful 1" w:semiHidden="1" w:unhideWhenUsed="1"/>
-    <w:lsdException w:name="Table Colorful 2" w:semiHidden="1" w:unhideWhenUsed="1"/>
-    <w:lsdException w:name="Table Colorful 3" w:semiHidden="1" w:unhideWhenUsed="1"/>
-    <w:lsdException w:name="Table Columns 1" w:semiHidden="1" w:unhideWhenUsed="1"/>
-    <w:lsdException w:name="Table Columns 2" w:semiHidden="1" w:unhideWhenUsed="1"/>
-    <w:lsdException w:name="Table Columns 3" w:semiHidden="1" w:unhideWhenUsed="1"/>
-    <w:lsdException w:name="Table Columns 4" w:semiHidden="1" w:unhideWhenUsed="1"/>
-    <w:lsdException w:name="Table Columns 5" w:semiHidden="1" w:unhideWhenUsed="1"/>
-    <w:lsdException w:name="Table Grid 1" w:semiHidden="1" w:unhideWhenUsed="1"/>
-    <w:lsdException w:name="Table Grid 2" w:semiHidden="1" w:unhideWhenUsed="1"/>
-    <w:lsdException w:name="Table Grid 3" w:semiHidden="1" w:unhideWhenUsed="1"/>
-    <w:lsdException w:name="Table Grid 4" w:semiHidden="1" w:unhideWhenUsed="1"/>
-    <w:lsdException w:name="Table Grid 5" w:semiHidden="1" w:unhideWhenUsed="1"/>
-    <w:lsdException w:name="Table Grid 6" w:semiHidden="1" w:unhideWhenUsed="1"/>
-    <w:lsdException w:name="Table Grid 7" w:semiHidden="1" w:unhideWhenUsed="1"/>
-    <w:lsdException w:name="Table Grid 8" w:semiHidden="1" w:unhideWhenUsed="1"/>
-    <w:lsdException w:name="Table List 1" w:semiHidden="1" w:unhideWhenUsed="1"/>
-    <w:lsdException w:name="Table List 2" w:semiHidden="1" w:unhideWhenUsed="1"/>
-    <w:lsdException w:name="Table List 3" w:semiHidden="1" w:unhideWhenUsed="1"/>
-    <w:lsdException w:name="Table List 4" w:semiHidden="1" w:unhideWhenUsed="1"/>
-    <w:lsdException w:name="Table List 5" w:semiHidden="1" w:unhideWhenUsed="1"/>
-    <w:lsdException w:name="Table List 6" w:semiHidden="1" w:unhideWhenUsed="1"/>
-    <w:lsdException w:name="Table List 7" w:semiHidden="1" w:unhideWhenUsed="1"/>
-    <w:lsdException w:name="Table List 8" w:semiHidden="1" w:unhideWhenUsed="1"/>
-    <w:lsdException w:name="Table 3D effects 1" w:semiHidden="1" w:unhideWhenUsed="1"/>
-    <w:lsdException w:name="Table 3D effects 2" w:semiHidden="1" w:unhideWhenUsed="1"/>
-    <w:lsdException w:name="Table 3D effects 3" w:semiHidden="1" w:unhideWhenUsed="1"/>
-    <w:lsdException w:name="Table Contemporary" w:semiHidden="1" w:unhideWhenUsed="1"/>
-    <w:lsdException w:name="Table Elegant" w:semiHidden="1" w:unhideWhenUsed="1"/>
-    <w:lsdException w:name="Table Professional" w:semiHidden="1" w:unhideWhenUsed="1"/>
-    <w:lsdException w:name="Table Subtle 1" w:semiHidden="1" w:unhideWhenUsed="1"/>
-    <w:lsdException w:name="Table Subtle 2" w:semiHidden="1" w:unhideWhenUsed="1"/>
-    <w:lsdException w:name="Table Web 1" w:semiHidden="1" w:unhideWhenUsed="1"/>
-    <w:lsdException w:name="Table Web 2" w:semiHidden="1" w:unhideWhenUsed="1"/>
-    <w:lsdException w:name="Table Web 3" w:semiHidden="1" w:unhideWhenUsed="1"/>
-    <w:lsdException w:name="Balloon Text" w:semiHidden="1" w:unhideWhenUsed="1"/>
-    <w:lsdException w:name="Table Grid" w:uiPriority="59"/>
-    <w:lsdException w:name="Table Theme" w:semiHidden="1" w:unhideWhenUsed="1"/>
-    <w:lsdException w:name="Placeholder Text" w:semiHidden="1"/>
-    <w:lsdException w:name="No Spacing" w:uiPriority="1" w:qFormat="1"/>
-    <w:lsdException w:name="Light Shading" w:uiPriority="60"/>
-    <w:lsdException w:name="Light List" w:uiPriority="61"/>
-    <w:lsdException w:name="Light Grid" w:uiPriority="62"/>
-    <w:lsdException w:name="Medium Shading 1" w:uiPriority="63"/>
-    <w:lsdException w:name="Medium Shading 2" w:uiPriority="64"/>
-    <w:lsdException w:name="Medium List 1" w:uiPriority="65"/>
-    <w:lsdException w:name="Medium List 2" w:uiPriority="66"/>
-    <w:lsdException w:name="Medium Grid 1" w:uiPriority="67"/>
-    <w:lsdException w:name="Medium Grid 2" w:uiPriority="68"/>
-    <w:lsdException w:name="Medium Grid 3" w:uiPriority="69"/>
-    <w:lsdException w:name="Dark List" w:uiPriority="70"/>
-    <w:lsdException w:name="Colorful Shading" w:uiPriority="71"/>
-    <w:lsdException w:name="Colorful List" w:uiPriority="72"/>
-    <w:lsdException w:name="Colorful Grid" w:uiPriority="73"/>
-    <w:lsdException w:name="Light Shading Accent 1" w:uiPriority="60"/>
-    <w:lsdException w:name="Light List Accent 1" w:uiPriority="61"/>
-    <w:lsdException w:name="Light Grid Accent 1" w:uiPriority="62"/>
-    <w:lsdException w:name="Medium Shading 1 Accent 1" w:uiPriority="63"/>
-    <w:lsdException w:name="Medium Shading 2 Accent 1" w:uiPriority="64"/>
-    <w:lsdException w:name="Medium List 1 Accent 1" w:uiPriority="65"/>
-    <w:lsdException w:name="Revision" w:semiHidden="1"/>
-    <w:lsdException w:name="List Paragraph" w:uiPriority="34" w:qFormat="1"/>
-    <w:lsdException w:name="Quote" w:uiPriority="29" w:qFormat="1"/>
-    <w:lsdException w:name="Intense Quote" w:uiPriority="30" w:qFormat="1"/>
-    <w:lsdException w:name="Medium List 2 Accent 1" w:uiPriority="66"/>
-    <w:lsdException w:name="Medium Grid 1 Accent 1" w:uiPriority="67"/>
-    <w:lsdException w:name="Medium Grid 2 Accent 1" w:uiPriority="68"/>
-    <w:lsdException w:name="Medium Grid 3 Accent 1" w:uiPriority="69"/>
-    <w:lsdException w:name="Dark List Accent 1" w:uiPriority="70"/>
-    <w:lsdException w:name="Colorful Shading Accent 1" w:uiPriority="71"/>
-    <w:lsdException w:name="Colorful List Accent 1" w:uiPriority="72"/>
-    <w:lsdException w:name="Colorful Grid Accent 1" w:uiPriority="73"/>
-    <w:lsdException w:name="Light Shading Accent 2" w:uiPriority="60"/>
-    <w:lsdException w:name="Light List Accent 2" w:uiPriority="61"/>
-    <w:lsdException w:name="Light Grid Accent 2" w:uiPriority="62"/>
-    <w:lsdException w:name="Medium Shading 1 Accent 2" w:uiPriority="63"/>
-    <w:lsdException w:name="Medium Shading 2 Accent 2" w:uiPriority="64"/>
-    <w:lsdException w:name="Medium List 1 Accent 2" w:uiPriority="65"/>
-    <w:lsdException w:name="Medium List 2 Accent 2" w:uiPriority="66"/>
-    <w:lsdException w:name="Medium Grid 1 Accent 2" w:uiPriority="67"/>
-    <w:lsdException w:name="Medium Grid 2 Accent 2" w:uiPriority="68"/>
-    <w:lsdException w:name="Medium Grid 3 Accent 2" w:uiPriority="69"/>
-    <w:lsdException w:name="Dark List Accent 2" w:uiPriority="70"/>
-    <w:lsdException w:name="Colorful Shading Accent 2" w:uiPriority="71"/>
-    <w:lsdException w:name="Colorful List Accent 2" w:uiPriority="72"/>
-    <w:lsdException w:name="Colorful Grid Accent 2" w:uiPriority="73"/>
-    <w:lsdException w:name="Light Shading Accent 3" w:uiPriority="60"/>
-    <w:lsdException w:name="Light List Accent 3" w:uiPriority="61"/>
-    <w:lsdException w:name="Light Grid Accent 3" w:uiPriority="62"/>
-    <w:lsdException w:name="Medium Shading 1 Accent 3" w:uiPriority="63"/>
-    <w:lsdException w:name="Medium Shading 2 Accent 3" w:uiPriority="64"/>
-    <w:lsdException w:name="Medium List 1 Accent 3" w:uiPriority="65"/>
-    <w:lsdException w:name="Medium List 2 Accent 3" w:uiPriority="66"/>
-    <w:lsdException w:name="Medium Grid 1 Accent 3" w:uiPriority="67"/>
-    <w:lsdException w:name="Medium Grid 2 Accent 3" w:uiPriority="68"/>
-    <w:lsdException w:name="Medium Grid 3 Accent 3" w:uiPriority="69"/>
-    <w:lsdException w:name="Dark List Accent 3" w:uiPriority="70"/>
-    <w:lsdException w:name="Colorful Shading Accent 3" w:uiPriority="71"/>
-    <w:lsdException w:name="Colorful List Accent 3" w:uiPriority="72"/>
-    <w:lsdException w:name="Colorful Grid Accent 3" w:uiPriority="73"/>
-    <w:lsdException w:name="Light Shading Accent 4" w:uiPriority="60"/>
-    <w:lsdException w:name="Light List Accent 4" w:uiPriority="61"/>
-    <w:lsdException w:name="Light Grid Accent 4" w:uiPriority="62"/>
-    <w:lsdException w:name="Medium Shading 1 Accent 4" w:uiPriority="63"/>
-    <w:lsdException w:name="Medium Shading 2 Accent 4" w:uiPriority="64"/>
-    <w:lsdException w:name="Medium List 1 Accent 4" w:uiPriority="65"/>
-    <w:lsdException w:name="Medium List 2 Accent 4" w:uiPriority="66"/>
-    <w:lsdException w:name="Medium Grid 1 Accent 4" w:uiPriority="67"/>
-    <w:lsdException w:name="Medium Grid 2 Accent 4" w:uiPriority="68"/>
-    <w:lsdException w:name="Medium Grid 3 Accent 4" w:uiPriority="69"/>
-    <w:lsdException w:name="Dark List Accent 4" w:uiPriority="70"/>
-    <w:lsdException w:name="Colorful Shading Accent 4" w:uiPriority="71"/>
-    <w:lsdException w:name="Colorful List Accent 4" w:uiPriority="72"/>
-    <w:lsdException w:name="Colorful Grid Accent 4" w:uiPriority="73"/>
-    <w:lsdException w:name="Light Shading Accent 5" w:uiPriority="60"/>
-    <w:lsdException w:name="Light List Accent 5" w:uiPriority="61"/>
-    <w:lsdException w:name="Light Grid Accent 5" w:uiPriority="62"/>
-    <w:lsdException w:name="Medium Shading 1 Accent 5" w:uiPriority="63"/>
-    <w:lsdException w:name="Medium Shading 2 Accent 5" w:uiPriority="64"/>
-    <w:lsdException w:name="Medium List 1 Accent 5" w:uiPriority="65"/>
-    <w:lsdException w:name="Medium List 2 Accent 5" w:uiPriority="66"/>
-    <w:lsdException w:name="Medium Grid 1 Accent 5" w:uiPriority="67"/>
-    <w:lsdException w:name="Medium Grid 2 Accent 5" w:uiPriority="68"/>
-    <w:lsdException w:name="Medium Grid 3 Accent 5" w:uiPriority="69"/>
-    <w:lsdException w:name="Dark List Accent 5" w:uiPriority="70"/>
-    <w:lsdException w:name="Colorful Shading Accent 5" w:uiPriority="71"/>
-    <w:lsdException w:name="Colorful List Accent 5" w:uiPriority="72"/>
-    <w:lsdException w:name="Colorful Grid Accent 5" w:uiPriority="73"/>
-    <w:lsdException w:name="Light Shading Accent 6" w:uiPriority="60"/>
-    <w:lsdException w:name="Light List Accent 6" w:uiPriority="61"/>
-    <w:lsdException w:name="Light Grid Accent 6" w:uiPriority="62"/>
-    <w:lsdException w:name="Medium Shading 1 Accent 6" w:uiPriority="63"/>
-    <w:lsdException w:name="Medium Shading 2 Accent 6" w:uiPriority="64"/>
-    <w:lsdException w:name="Medium List 1 Accent 6" w:uiPriority="65"/>
-    <w:lsdException w:name="Medium List 2 Accent 6" w:uiPriority="66"/>
-    <w:lsdException w:name="Medium Grid 1 Accent 6" w:uiPriority="67"/>
-    <w:lsdException w:name="Medium Grid 2 Accent 6" w:uiPriority="68"/>
-    <w:lsdException w:name="Medium Grid 3 Accent 6" w:uiPriority="69"/>
-    <w:lsdException w:name="Dark List Accent 6" w:uiPriority="70"/>
-    <w:lsdException w:name="Colorful Shading Accent 6" w:uiPriority="71"/>
-    <w:lsdException w:name="Colorful List Accent 6" w:uiPriority="72"/>
-    <w:lsdException w:name="Colorful Grid Accent 6" w:uiPriority="73"/>
-    <w:lsdException w:name="Subtle Emphasis" w:uiPriority="19" w:qFormat="1"/>
-    <w:lsdException w:name="Intense Emphasis" w:uiPriority="21" w:qFormat="1"/>
-    <w:lsdException w:name="Subtle Reference" w:uiPriority="31" w:qFormat="1"/>
-    <w:lsdException w:name="Intense Reference" w:uiPriority="32" w:qFormat="1"/>
-    <w:lsdException w:name="Book Title" w:uiPriority="33" w:qFormat="1"/>
-    <w:lsdException w:name="Bibliography" w:semiHidden="1" w:uiPriority="37" w:unhideWhenUsed="1"/>
-    <w:lsdException w:name="TOC Heading" w:semiHidden="1" w:uiPriority="39" w:unhideWhenUsed="1" w:qFormat="1"/>
-    <w:lsdException w:name="Plain Table 1" w:uiPriority="41"/>
-    <w:lsdException w:name="Plain Table 2" w:uiPriority="42"/>
-    <w:lsdException w:name="Plain Table 3" w:uiPriority="43"/>
-    <w:lsdException w:name="Plain Table 4" w:uiPriority="44"/>
-    <w:lsdException w:name="Plain Table 5" w:uiPriority="45"/>
-    <w:lsdException w:name="Grid Table Light" w:uiPriority="40"/>
-    <w:lsdException w:name="Grid Table 1 Light" w:uiPriority="46"/>
-    <w:lsdException w:name="Grid Table 2" w:uiPriority="47"/>
-    <w:lsdException w:name="Grid Table 3" w:uiPriority="48"/>
-    <w:lsdException w:name="Grid Table 4" w:uiPriority="49"/>
-    <w:lsdException w:name="Grid Table 5 Dark" w:uiPriority="50"/>
-    <w:lsdException w:name="Grid Table 6 Colorful" w:uiPriority="51"/>
-    <w:lsdException w:name="Grid Table 7 Colorful" w:uiPriority="52"/>
-    <w:lsdException w:name="Grid Table 1 Light Accent 1" w:uiPriority="46"/>
-    <w:lsdException w:name="Grid Table 2 Accent 1" w:uiPriority="47"/>
-    <w:lsdException w:name="Grid Table 3 Accent 1" w:uiPriority="48"/>
-    <w:lsdException w:name="Grid Table 4 Accent 1" w:uiPriority="49"/>
-    <w:lsdException w:name="Grid Table 5 Dark Accent 1" w:uiPriority="50"/>
-    <w:lsdException w:name="Grid Table 6 Colorful Accent 1" w:uiPriority="51"/>
-    <w:lsdException w:name="Grid Table 7 Colorful Accent 1" w:uiPriority="52"/>
-    <w:lsdException w:name="Grid Table 1 Light Accent 2" w:uiPriority="46"/>
-    <w:lsdException w:name="Grid Table 2 Accent 2" w:uiPriority="47"/>
-    <w:lsdException w:name="Grid Table 3 Accent 2" w:uiPriority="48"/>
-    <w:lsdException w:name="Grid Table 4 Accent 2" w:uiPriority="49"/>
-    <w:lsdException w:name="Grid Table 5 Dark Accent 2" w:uiPriority="50"/>
-    <w:lsdException w:name="Grid Table 6 Colorful Accent 2" w:uiPriority="51"/>
-    <w:lsdException w:name="Grid Table 7 Colorful Accent 2" w:uiPriority="52"/>
-    <w:lsdException w:name="Grid Table 1 Light Accent 3" w:uiPriority="46"/>
-    <w:lsdException w:name="Grid Table 2 Accent 3" w:uiPriority="47"/>
-    <w:lsdException w:name="Grid Table 3 Accent 3" w:uiPriority="48"/>
-    <w:lsdException w:name="Grid Table 4 Accent 3" w:uiPriority="49"/>
-    <w:lsdException w:name="Grid Table 5 Dark Accent 3" w:uiPriority="50"/>
-    <w:lsdException w:name="Grid Table 6 Colorful Accent 3" w:uiPriority="51"/>
-    <w:lsdException w:name="Grid Table 7 Colorful Accent 3" w:uiPriority="52"/>
-    <w:lsdException w:name="Grid Table 1 Light Accent 4" w:uiPriority="46"/>
-    <w:lsdException w:name="Grid Table 2 Accent 4" w:uiPriority="47"/>
-    <w:lsdException w:name="Grid Table 3 Accent 4" w:uiPriority="48"/>
-    <w:lsdException w:name="Grid Table 4 Accent 4" w:uiPriority="49"/>
-    <w:lsdException w:name="Grid Table 5 Dark Accent 4" w:uiPriority="50"/>
-    <w:lsdException w:name="Grid Table 6 Colorful Accent 4" w:uiPriority="51"/>
-    <w:lsdException w:name="Grid Table 7 Colorful Accent 4" w:uiPriority="52"/>
-    <w:lsdException w:name="Grid Table 1 Light Accent 5" w:uiPriority="46"/>
-    <w:lsdException w:name="Grid Table 2 Accent 5" w:uiPriority="47"/>
-    <w:lsdException w:name="Grid Table 3 Accent 5" w:uiPriority="48"/>
-    <w:lsdException w:name="Grid Table 4 Accent 5" w:uiPriority="49"/>
-    <w:lsdException w:name="Grid Table 5 Dark Accent 5" w:uiPriority="50"/>
-    <w:lsdException w:name="Grid Table 6 Colorful Accent 5" w:uiPriority="51"/>
-    <w:lsdException w:name="Grid Table 7 Colorful Accent 5" w:uiPriority="52"/>
-    <w:lsdException w:name="Grid Table 1 Light Accent 6" w:uiPriority="46"/>
-    <w:lsdException w:name="Grid Table 2 Accent 6" w:uiPriority="47"/>
-    <w:lsdException w:name="Grid Table 3 Accent 6" w:uiPriority="48"/>
-    <w:lsdException w:name="Grid Table 4 Accent 6" w:uiPriority="49"/>
-    <w:lsdException w:name="Grid Table 5 Dark Accent 6" w:uiPriority="50"/>
-    <w:lsdException w:name="Grid Table 6 Colorful Accent 6" w:uiPriority="51"/>
-    <w:lsdException w:name="Grid Table 7 Colorful Accent 6" w:uiPriority="52"/>
-    <w:lsdException w:name="List Table 1 Light" w:uiPriority="46"/>
-    <w:lsdException w:name="List Table 2" w:uiPriority="47"/>
-    <w:lsdException w:name="List Table 3" w:uiPriority="48"/>
-    <w:lsdException w:name="List Table 4" w:uiPriority="49"/>
-    <w:lsdException w:name="List Table 5 Dark" w:uiPriority="50"/>
-    <w:lsdException w:name="List Table 6 Colorful" w:uiPriority="51"/>
-    <w:lsdException w:name="List Table 7 Colorful" w:uiPriority="52"/>
-    <w:lsdException w:name="List Table 1 Light Accent 1" w:uiPriority="46"/>
-    <w:lsdException w:name="List Table 2 Accent 1" w:uiPriority="47"/>
-    <w:lsdException w:name="List Table 3 Accent 1" w:uiPriority="48"/>
-    <w:lsdException w:name="List Table 4 Accent 1" w:uiPriority="49"/>
-    <w:lsdException w:name="List Table 5 Dark Accent 1" w:uiPriority="50"/>
-    <w:lsdException w:name="List Table 6 Colorful Accent 1" w:uiPriority="51"/>
-    <w:lsdException w:name="List Table 7 Colorful Accent 1" w:uiPriority="52"/>
-    <w:lsdException w:name="List Table 1 Light Accent 2" w:uiPriority="46"/>
-    <w:lsdException w:name="List Table 2 Accent 2" w:uiPriority="47"/>
-    <w:lsdException w:name="List Table 3 Accent 2" w:uiPriority="48"/>
-    <w:lsdException w:name="List Table 4 Accent 2" w:uiPriority="49"/>
-    <w:lsdException w:name="List Table 5 Dark Accent 2" w:uiPriority="50"/>
-    <w:lsdException w:name="List Table 6 Colorful Accent 2" w:uiPriority="51"/>
-    <w:lsdException w:name="List Table 7 Colorful Accent 2" w:uiPriority="52"/>
-    <w:lsdException w:name="List Table 1 Light Accent 3" w:uiPriority="46"/>
-    <w:lsdException w:name="List Table 2 Accent 3" w:uiPriority="47"/>
-    <w:lsdException w:name="List Table 3 Accent 3" w:uiPriority="48"/>
-    <w:lsdException w:name="List Table 4 Accent 3" w:uiPriority="49"/>
-    <w:lsdException w:name="List Table 5 Dark Accent 3" w:uiPriority="50"/>
-    <w:lsdException w:name="List Table 6 Colorful Accent 3" w:uiPriority="51"/>
-    <w:lsdException w:name="List Table 7 Colorful Accent 3" w:uiPriority="52"/>
-    <w:lsdException w:name="List Table 1 Light Accent 4" w:uiPriority="46"/>
-    <w:lsdException w:name="List Table 2 Accent 4" w:uiPriority="47"/>
-    <w:lsdException w:name="List Table 3 Accent 4" w:uiPriority="48"/>
-    <w:lsdException w:name="List Table 4 Accent 4" w:uiPriority="49"/>
-    <w:lsdException w:name="List Table 5 Dark Accent 4" w:uiPriority="50"/>
-    <w:lsdException w:name="List Table 6 Colorful Accent 4" w:uiPriority="51"/>
-    <w:lsdException w:name="List Table 7 Colorful Accent 4" w:uiPriority="52"/>
-    <w:lsdException w:name="List Table 1 Light Accent 5" w:uiPriority="46"/>
-    <w:lsdException w:name="List Table 2 Accent 5" w:uiPriority="47"/>
-    <w:lsdException w:name="List Table 3 Accent 5" w:uiPriority="48"/>
-    <w:lsdException w:name="List Table 4 Accent 5" w:uiPriority="49"/>
-    <w:lsdException w:name="List Table 5 Dark Accent 5" w:uiPriority="50"/>
-    <w:lsdException w:name="List Table 6 Colorful Accent 5" w:uiPriority="51"/>
-    <w:lsdException w:name="List Table 7 Colorful Accent 5" w:uiPriority="52"/>
-    <w:lsdException w:name="List Table 1 Light Accent 6" w:uiPriority="46"/>
-    <w:lsdException w:name="List Table 2 Accent 6" w:uiPriority="47"/>
-    <w:lsdException w:name="List Table 3 Accent 6" w:uiPriority="48"/>
-    <w:lsdException w:name="List Table 4 Accent 6" w:uiPriority="49"/>
-    <w:lsdException w:name="List Table 5 Dark Accent 6" w:uiPriority="50"/>
-    <w:lsdException w:name="List Table 6 Colorful Accent 6" w:uiPriority="51"/>
-    <w:lsdException w:name="List Table 7 Colorful Accent 6" w:uiPriority="52"/>
-    <w:lsdException w:name="Mention" w:semiHidden="1" w:unhideWhenUsed="1"/>
-    <w:lsdException w:name="Smart Hyperlink" w:semiHidden="1" w:unhideWhenUsed="1"/>
-    <w:lsdException w:name="Hashtag" w:semiHidden="1" w:unhideWhenUsed="1"/>
-    <w:lsdException w:name="Unresolved Mention" w:semiHidden="1" w:unhideWhenUsed="1"/>
-    <w:lsdException w:name="Smart Link" w:semiHidden="1" w:unhideWhenUsed="1"/>
+  <w:latentStyles w:defLockedState="0" w:defUIPriority="99" w:defSemiHidden="1" w:defUnhideWhenUsed="1" w:defQFormat="0" w:count="267">
+    <w:lsdException w:name="Normal" w:semiHidden="0" w:uiPriority="0" w:unhideWhenUsed="0" w:qFormat="1"/>
+    <w:lsdException w:name="heading 1" w:semiHidden="0" w:uiPriority="9" w:unhideWhenUsed="0" w:qFormat="1"/>
+    <w:lsdException w:name="heading 2" w:semiHidden="0" w:uiPriority="9" w:unhideWhenUsed="0" w:qFormat="1"/>
+    <w:lsdException w:name="heading 3" w:semiHidden="0" w:uiPriority="9" w:unhideWhenUsed="0" w:qFormat="1"/>
+    <w:lsdException w:name="heading 4" w:uiPriority="9" w:qFormat="1"/>
+    <w:lsdException w:name="heading 5" w:uiPriority="9" w:qFormat="1"/>
+    <w:lsdException w:name="heading 6" w:uiPriority="9" w:qFormat="1"/>
+    <w:lsdException w:name="heading 7" w:uiPriority="9" w:qFormat="1"/>
+    <w:lsdException w:name="heading 8" w:uiPriority="9" w:qFormat="1"/>
+    <w:lsdException w:name="heading 9" w:uiPriority="9" w:qFormat="1"/>
+    <w:lsdException w:name="toc 1" w:uiPriority="39"/>
+    <w:lsdException w:name="toc 2" w:uiPriority="39"/>
+    <w:lsdException w:name="toc 3" w:uiPriority="39"/>
+    <w:lsdException w:name="toc 4" w:uiPriority="39"/>
+    <w:lsdException w:name="toc 5" w:uiPriority="39"/>
+    <w:lsdException w:name="toc 6" w:uiPriority="39"/>
+    <w:lsdException w:name="toc 7" w:uiPriority="39"/>
+    <w:lsdException w:name="toc 8" w:uiPriority="39"/>
+    <w:lsdException w:name="toc 9" w:uiPriority="39"/>
+    <w:lsdException w:name="caption" w:uiPriority="35" w:qFormat="1"/>
+    <w:lsdException w:name="Title" w:semiHidden="0" w:uiPriority="10" w:unhideWhenUsed="0" w:qFormat="1"/>
+    <w:lsdException w:name="Default Paragraph Font" w:uiPriority="1"/>
+    <w:lsdException w:name="Subtitle" w:semiHidden="0" w:uiPriority="11" w:unhideWhenUsed="0" w:qFormat="1"/>
+    <w:lsdException w:name="Strong" w:semiHidden="0" w:uiPriority="22" w:unhideWhenUsed="0" w:qFormat="1"/>
+    <w:lsdException w:name="Emphasis" w:semiHidden="0" w:uiPriority="20" w:unhideWhenUsed="0" w:qFormat="1"/>
+    <w:lsdException w:name="Table Grid" w:semiHidden="0" w:uiPriority="59" w:unhideWhenUsed="0"/>
+    <w:lsdException w:name="Placeholder Text" w:unhideWhenUsed="0"/>
+    <w:lsdException w:name="No Spacing" w:semiHidden="0" w:uiPriority="1" w:unhideWhenUsed="0" w:qFormat="1"/>
+    <w:lsdException w:name="Light Shading" w:semiHidden="0" w:uiPriority="60" w:unhideWhenUsed="0"/>
+    <w:lsdException w:name="Light List" w:semiHidden="0" w:uiPriority="61" w:unhideWhenUsed="0"/>
+    <w:lsdException w:name="Light Grid" w:semiHidden="0" w:uiPriority="62" w:unhideWhenUsed="0"/>
+    <w:lsdException w:name="Medium Shading 1" w:semiHidden="0" w:uiPriority="63" w:unhideWhenUsed="0"/>
+    <w:lsdException w:name="Medium Shading 2" w:semiHidden="0" w:uiPriority="64" w:unhideWhenUsed="0"/>
+    <w:lsdException w:name="Medium List 1" w:semiHidden="0" w:uiPriority="65" w:unhideWhenUsed="0"/>
+    <w:lsdException w:name="Medium List 2" w:semiHidden="0" w:uiPriority="66" w:unhideWhenUsed="0"/>
+    <w:lsdException w:name="Medium Grid 1" w:semiHidden="0" w:uiPriority="67" w:unhideWhenUsed="0"/>
+    <w:lsdException w:name="Medium Grid 2" w:semiHidden="0" w:uiPriority="68" w:unhideWhenUsed="0"/>
+    <w:lsdException w:name="Medium Grid 3" w:semiHidden="0" w:uiPriority="69" w:unhideWhenUsed="0"/>
+    <w:lsdException w:name="Dark List" w:semiHidden="0" w:uiPriority="70" w:unhideWhenUsed="0"/>
+    <w:lsdException w:name="Colorful Shading" w:semiHidden="0" w:uiPriority="71" w:unhideWhenUsed="0"/>
+    <w:lsdException w:name="Colorful List" w:semiHidden="0" w:uiPriority="72" w:unhideWhenUsed="0"/>
+    <w:lsdException w:name="Colorful Grid" w:semiHidden="0" w:uiPriority="73" w:unhideWhenUsed="0"/>
+    <w:lsdException w:name="Light Shading Accent 1" w:semiHidden="0" w:uiPriority="60" w:unhideWhenUsed="0"/>
+    <w:lsdException w:name="Light List Accent 1" w:semiHidden="0" w:uiPriority="61" w:unhideWhenUsed="0"/>
+    <w:lsdException w:name="Light Grid Accent 1" w:semiHidden="0" w:uiPriority="62" w:unhideWhenUsed="0"/>
+    <w:lsdException w:name="Medium Shading 1 Accent 1" w:semiHidden="0" w:uiPriority="63" w:unhideWhenUsed="0"/>
+    <w:lsdException w:name="Medium Shading 2 Accent 1" w:semiHidden="0" w:uiPriority="64" w:unhideWhenUsed="0"/>
+    <w:lsdException w:name="Medium List 1 Accent 1" w:semiHidden="0" w:uiPriority="65" w:unhideWhenUsed="0"/>
+    <w:lsdException w:name="Revision" w:unhideWhenUsed="0"/>
+    <w:lsdException w:name="List Paragraph" w:semiHidden="0" w:uiPriority="34" w:unhideWhenUsed="0" w:qFormat="1"/>
+    <w:lsdException w:name="Quote" w:semiHidden="0" w:uiPriority="29" w:unhideWhenUsed="0" w:qFormat="1"/>
+    <w:lsdException w:name="Intense Quote" w:semiHidden="0" w:uiPriority="30" w:unhideWhenUsed="0" w:qFormat="1"/>
+    <w:lsdException w:name="Medium List 2 Accent 1" w:semiHidden="0" w:uiPriority="66" w:unhideWhenUsed="0"/>
+    <w:lsdException w:name="Medium Grid 1 Accent 1" w:semiHidden="0" w:uiPriority="67" w:unhideWhenUsed="0"/>
+    <w:lsdException w:name="Medium Grid 2 Accent 1" w:semiHidden="0" w:uiPriority="68" w:unhideWhenUsed="0"/>
+    <w:lsdException w:name="Medium Grid 3 Accent 1" w:semiHidden="0" w:uiPriority="69" w:unhideWhenUsed="0"/>
+    <w:lsdException w:name="Dark List Accent 1" w:semiHidden="0" w:uiPriority="70" w:unhideWhenUsed="0"/>
+    <w:lsdException w:name="Colorful Shading Accent 1" w:semiHidden="0" w:uiPriority="71" w:unhideWhenUsed="0"/>
+    <w:lsdException w:name="Colorful List Accent 1" w:semiHidden="0" w:uiPriority="72" w:unhideWhenUsed="0"/>
+    <w:lsdException w:name="Colorful Grid Accent 1" w:semiHidden="0" w:uiPriority="73" w:unhideWhenUsed="0"/>
+    <w:lsdException w:name="Light Shading Accent 2" w:semiHidden="0" w:uiPriority="60" w:unhideWhenUsed="0"/>
+    <w:lsdException w:name="Light List Accent 2" w:semiHidden="0" w:uiPriority="61" w:unhideWhenUsed="0"/>
+    <w:lsdException w:name="Light Grid Accent 2" w:semiHidden="0" w:uiPriority="62" w:unhideWhenUsed="0"/>
+    <w:lsdException w:name="Medium Shading 1 Accent 2" w:semiHidden="0" w:uiPriority="63" w:unhideWhenUsed="0"/>
+    <w:lsdException w:name="Medium Shading 2 Accent 2" w:semiHidden="0" w:uiPriority="64" w:unhideWhenUsed="0"/>
+    <w:lsdException w:name="Medium List 1 Accent 2" w:semiHidden="0" w:uiPriority="65" w:unhideWhenUsed="0"/>
+    <w:lsdException w:name="Medium List 2 Accent 2" w:semiHidden="0" w:uiPriority="66" w:unhideWhenUsed="0"/>
+    <w:lsdException w:name="Medium Grid 1 Accent 2" w:semiHidden="0" w:uiPriority="67" w:unhideWhenUsed="0"/>
+    <w:lsdException w:name="Medium Grid 2 Accent 2" w:semiHidden="0" w:uiPriority="68" w:unhideWhenUsed="0"/>
+    <w:lsdException w:name="Medium Grid 3 Accent 2" w:semiHidden="0" w:uiPriority="69" w:unhideWhenUsed="0"/>
+    <w:lsdException w:name="Dark List Accent 2" w:semiHidden="0" w:uiPriority="70" w:unhideWhenUsed="0"/>
+    <w:lsdException w:name="Colorful Shading Accent 2" w:semiHidden="0" w:uiPriority="71" w:unhideWhenUsed="0"/>
+    <w:lsdException w:name="Colorful List Accent 2" w:semiHidden="0" w:uiPriority="72" w:unhideWhenUsed="0"/>
+    <w:lsdException w:name="Colorful Grid Accent 2" w:semiHidden="0" w:uiPriority="73" w:unhideWhenUsed="0"/>
+    <w:lsdException w:name="Light Shading Accent 3" w:semiHidden="0" w:uiPriority="60" w:unhideWhenUsed="0"/>
+    <w:lsdException w:name="Light List Accent 3" w:semiHidden="0" w:uiPriority="61" w:unhideWhenUsed="0"/>
+    <w:lsdException w:name="Light Grid Accent 3" w:semiHidden="0" w:uiPriority="62" w:unhideWhenUsed="0"/>
+    <w:lsdException w:name="Medium Shading 1 Accent 3" w:semiHidden="0" w:uiPriority="63" w:unhideWhenUsed="0"/>
+    <w:lsdException w:name="Medium Shading 2 Accent 3" w:semiHidden="0" w:uiPriority="64" w:unhideWhenUsed="0"/>
+    <w:lsdException w:name="Medium List 1 Accent 3" w:semiHidden="0" w:uiPriority="65" w:unhideWhenUsed="0"/>
+    <w:lsdException w:name="Medium List 2 Accent 3" w:semiHidden="0" w:uiPriority="66" w:unhideWhenUsed="0"/>
+    <w:lsdException w:name="Medium Grid 1 Accent 3" w:semiHidden="0" w:uiPriority="67" w:unhideWhenUsed="0"/>
+    <w:lsdException w:name="Medium Grid 2 Accent 3" w:semiHidden="0" w:uiPriority="68" w:unhideWhenUsed="0"/>
+    <w:lsdException w:name="Medium Grid 3 Accent 3" w:semiHidden="0" w:uiPriority="69" w:unhideWhenUsed="0"/>
+    <w:lsdException w:name="Dark List Accent 3" w:semiHidden="0" w:uiPriority="70" w:unhideWhenUsed="0"/>
+    <w:lsdException w:name="Colorful Shading Accent 3" w:semiHidden="0" w:uiPriority="71" w:unhideWhenUsed="0"/>
+    <w:lsdException w:name="Colorful List Accent 3" w:semiHidden="0" w:uiPriority="72" w:unhideWhenUsed="0"/>
+    <w:lsdException w:name="Colorful Grid Accent 3" w:semiHidden="0" w:uiPriority="73" w:unhideWhenUsed="0"/>
+    <w:lsdException w:name="Light Shading Accent 4" w:semiHidden="0" w:uiPriority="60" w:unhideWhenUsed="0"/>
+    <w:lsdException w:name="Light List Accent 4" w:semiHidden="0" w:uiPriority="61" w:unhideWhenUsed="0"/>
+    <w:lsdException w:name="Light Grid Accent 4" w:semiHidden="0" w:uiPriority="62" w:unhideWhenUsed="0"/>
+    <w:lsdException w:name="Medium Shading 1 Accent 4" w:semiHidden="0" w:uiPriority="63" w:unhideWhenUsed="0"/>
+    <w:lsdException w:name="Medium Shading 2 Accent 4" w:semiHidden="0" w:uiPriority="64" w:unhideWhenUsed="0"/>
+    <w:lsdException w:name="Medium List 1 Accent 4" w:semiHidden="0" w:uiPriority="65" w:unhideWhenUsed="0"/>
+    <w:lsdException w:name="Medium List 2 Accent 4" w:semiHidden="0" w:uiPriority="66" w:unhideWhenUsed="0"/>
+    <w:lsdException w:name="Medium Grid 1 Accent 4" w:semiHidden="0" w:uiPriority="67" w:unhideWhenUsed="0"/>
+    <w:lsdException w:name="Medium Grid 2 Accent 4" w:semiHidden="0" w:uiPriority="68" w:unhideWhenUsed="0"/>
+    <w:lsdException w:name="Medium Grid 3 Accent 4" w:semiHidden="0" w:uiPriority="69" w:unhideWhenUsed="0"/>
+    <w:lsdException w:name="Dark List Accent 4" w:semiHidden="0" w:uiPriority="70" w:unhideWhenUsed="0"/>
+    <w:lsdException w:name="Colorful Shading Accent 4" w:semiHidden="0" w:uiPriority="71" w:unhideWhenUsed="0"/>
+    <w:lsdException w:name="Colorful List Accent 4" w:semiHidden="0" w:uiPriority="72" w:unhideWhenUsed="0"/>
+    <w:lsdException w:name="Colorful Grid Accent 4" w:semiHidden="0" w:uiPriority="73" w:unhideWhenUsed="0"/>
+    <w:lsdException w:name="Light Shading Accent 5" w:semiHidden="0" w:uiPriority="60" w:unhideWhenUsed="0"/>
+    <w:lsdException w:name="Light List Accent 5" w:semiHidden="0" w:uiPriority="61" w:unhideWhenUsed="0"/>
+    <w:lsdException w:name="Light Grid Accent 5" w:semiHidden="0" w:uiPriority="62" w:unhideWhenUsed="0"/>
+    <w:lsdException w:name="Medium Shading 1 Accent 5" w:semiHidden="0" w:uiPriority="63" w:unhideWhenUsed="0"/>
+    <w:lsdException w:name="Medium Shading 2 Accent 5" w:semiHidden="0" w:uiPriority="64" w:unhideWhenUsed="0"/>
+    <w:lsdException w:name="Medium List 1 Accent 5" w:semiHidden="0" w:uiPriority="65" w:unhideWhenUsed="0"/>
+    <w:lsdException w:name="Medium List 2 Accent 5" w:semiHidden="0" w:uiPriority="66" w:unhideWhenUsed="0"/>
+    <w:lsdException w:name="Medium Grid 1 Accent 5" w:semiHidden="0" w:uiPriority="67" w:unhideWhenUsed="0"/>
+    <w:lsdException w:name="Medium Grid 2 Accent 5" w:semiHidden="0" w:uiPriority="68" w:unhideWhenUsed="0"/>
+    <w:lsdException w:name="Medium Grid 3 Accent 5" w:semiHidden="0" w:uiPriority="69" w:unhideWhenUsed="0"/>
+    <w:lsdException w:name="Dark List Accent 5" w:semiHidden="0" w:uiPriority="70" w:unhideWhenUsed="0"/>
+    <w:lsdException w:name="Colorful Shading Accent 5" w:semiHidden="0" w:uiPriority="71" w:unhideWhenUsed="0"/>
+    <w:lsdException w:name="Colorful List Accent 5" w:semiHidden="0" w:uiPriority="72" w:unhideWhenUsed="0"/>
+    <w:lsdException w:name="Colorful Grid Accent 5" w:semiHidden="0" w:uiPriority="73" w:unhideWhenUsed="0"/>
+    <w:lsdException w:name="Light Shading Accent 6" w:semiHidden="0" w:uiPriority="60" w:unhideWhenUsed="0"/>
+    <w:lsdException w:name="Light List Accent 6" w:semiHidden="0" w:uiPriority="61" w:unhideWhenUsed="0"/>
+    <w:lsdException w:name="Light Grid Accent 6" w:semiHidden="0" w:uiPriority="62" w:unhideWhenUsed="0"/>
+    <w:lsdException w:name="Medium Shading 1 Accent 6" w:semiHidden="0" w:uiPriority="63" w:unhideWhenUsed="0"/>
+    <w:lsdException w:name="Medium Shading 2 Accent 6" w:semiHidden="0" w:uiPriority="64" w:unhideWhenUsed="0"/>
+    <w:lsdException w:name="Medium List 1 Accent 6" w:semiHidden="0" w:uiPriority="65" w:unhideWhenUsed="0"/>
+    <w:lsdException w:name="Medium List 2 Accent 6" w:semiHidden="0" w:uiPriority="66" w:unhideWhenUsed="0"/>
+    <w:lsdException w:name="Medium Grid 1 Accent 6" w:semiHidden="0" w:uiPriority="67" w:unhideWhenUsed="0"/>
+    <w:lsdException w:name="Medium Grid 2 Accent 6" w:semiHidden="0" w:uiPriority="68" w:unhideWhenUsed="0"/>
+    <w:lsdException w:name="Medium Grid 3 Accent 6" w:semiHidden="0" w:uiPriority="69" w:unhideWhenUsed="0"/>
+    <w:lsdException w:name="Dark List Accent 6" w:semiHidden="0" w:uiPriority="70" w:unhideWhenUsed="0"/>
+    <w:lsdException w:name="Colorful Shading Accent 6" w:semiHidden="0" w:uiPriority="71" w:unhideWhenUsed="0"/>
+    <w:lsdException w:name="Colorful List Accent 6" w:semiHidden="0" w:uiPriority="72" w:unhideWhenUsed="0"/>
+    <w:lsdException w:name="Colorful Grid Accent 6" w:semiHidden="0" w:uiPriority="73" w:unhideWhenUsed="0"/>
+    <w:lsdException w:name="Subtle Emphasis" w:semiHidden="0" w:uiPriority="19" w:unhideWhenUsed="0" w:qFormat="1"/>
+    <w:lsdException w:name="Intense Emphasis" w:semiHidden="0" w:uiPriority="21" w:unhideWhenUsed="0" w:qFormat="1"/>
+    <w:lsdException w:name="Subtle Reference" w:semiHidden="0" w:uiPriority="31" w:unhideWhenUsed="0" w:qFormat="1"/>
+    <w:lsdException w:name="Intense Reference" w:semiHidden="0" w:uiPriority="32" w:unhideWhenUsed="0" w:qFormat="1"/>
+    <w:lsdException w:name="Book Title" w:semiHidden="0" w:uiPriority="33" w:unhideWhenUsed="0" w:qFormat="1"/>
+    <w:lsdException w:name="Bibliography" w:uiPriority="37"/>
+    <w:lsdException w:name="TOC Heading" w:uiPriority="39" w:qFormat="1"/>
+  </w:latentStyles>
+  <w:style w:type="paragraph" w:default="1" w:styleId="Normal">
+    <w:name w:val="Normal"/>
+    <w:qFormat/>
+    <w:pPr>
+      <w:spacing w:before="100" w:beforeAutospacing="1" w:after="100" w:afterAutospacing="1"/>
+    </w:pPr>
+    <w:rPr>
+      <w:rFonts w:eastAsiaTheme="minorEastAsia"/>
+      <w:sz w:val="24"/>
+      <w:szCs w:val="24"/>
+    </w:rPr>
+  </w:style>
+  <w:style w:type="paragraph" w:styleId="Heading1">
+    <w:name w:val="heading 1"/>
+    <w:basedOn w:val="Normal"/>
+    <w:link w:val="Heading1Char"/>
+    <w:uiPriority w:val="9"/>
+    <w:qFormat/>
+    <w:pPr>
+      <w:jc w:val="center"/>
+      <w:outlineLvl w:val="0"/>
+    </w:pPr>
+    <w:rPr>
+      <w:b/>
+      <w:bCs/>
+      <w:kern w:val="36"/>
+      <w:sz w:val="36"/>
+      <w:szCs w:val="36"/>
+    </w:rPr>
+  </w:style>
+  <w:style w:type="paragraph" w:styleId="Heading2">
+    <w:name w:val="heading 2"/>
+    <w:basedOn w:val="Normal"/>
+    <w:link w:val="Heading2Char"/>
+    <w:uiPriority w:val="9"/>
+    <w:qFormat/>
+    <w:pPr>
+      <w:spacing w:before="480" w:beforeAutospacing="0"/>
+      <w:outlineLvl w:val="1"/>
+    </w:pPr>
+    <w:rPr>
+      <w:b/>
+      <w:bCs/>
+      <w:sz w:val="32"/>
+      <w:szCs w:val="32"/>
+    </w:rPr>
+  </w:style>
+  <w:style w:type="paragraph" w:styleId="Heading3">
+    <w:name w:val="heading 3"/>
+    <w:basedOn w:val="Normal"/>
+    <w:link w:val="Heading3Char"/>
+    <w:uiPriority w:val="9"/>
+    <w:qFormat/>
+    <w:pPr>
+      <w:spacing w:before="360" w:beforeAutospacing="0"/>
+      <w:outlineLvl w:val="2"/>
+    </w:pPr>
+    <w:rPr>
+      <w:b/>
+      <w:bCs/>
+      <w:sz w:val="28"/>
+      <w:szCs w:val="28"/>
+    </w:rPr>
+  </w:style>
+  <w:style w:type="character" w:default="1" w:styleId="DefaultParagraphFont">
+    <w:name w:val="Default Paragraph Font"/>
+    <w:uiPriority w:val="1"/>
+    <w:semiHidden/>
+    <w:unhideWhenUsed/>
+  </w:style>
+  <w:style w:type="table" w:default="1" w:styleId="TableNormal">
+    <w:name w:val="Normal Table"/>
+    <w:uiPriority w:val="99"/>
+    <w:semiHidden/>
+    <w:unhideWhenUsed/>
+    <w:tblPr>
+      <w:tblInd w:w="0" w:type="dxa"/>
+      <w:tblCellMar>
+        <w:top w:w="0" w:type="dxa"/>
+        <w:left w:w="108" w:type="dxa"/>
+        <w:bottom w:w="0" w:type="dxa"/>
+        <w:right w:w="108" w:type="dxa"/>
+      </w:tblCellMar>
+    </w:tblPr>
+  </w:style>
+  <w:style w:type="numbering" w:default="1" w:styleId="NoList">
+    <w:name w:val="No List"/>
+    <w:uiPriority w:val="99"/>
+    <w:semiHidden/>
+    <w:unhideWhenUsed/>
+  </w:style>
+  <w:style w:type="character" w:customStyle="1" w:styleId="Heading1Char">
+    <w:name w:val="Heading 1 Char"/>
+    <w:basedOn w:val="DefaultParagraphFont"/>
+    <w:link w:val="Heading1"/>
+    <w:uiPriority w:val="9"/>
+    <w:locked/>
+    <w:rPr>
+      <w:rFonts w:asciiTheme="majorHAnsi" w:eastAsiaTheme="majorEastAsia" w:hAnsiTheme="majorHAnsi" w:cstheme="majorBidi" w:hint="default"/>
+      <w:b/>
+      <w:bCs/>
+      <w:color w:val="365F91" w:themeColor="accent1" w:themeShade="BF"/>
+      <w:sz w:val="28"/>
+      <w:szCs w:val="28"/>
+    </w:rPr>
+  </w:style>
+  <w:style w:type="character" w:customStyle="1" w:styleId="Heading2Char">
+    <w:name w:val="Heading 2 Char"/>
+    <w:basedOn w:val="DefaultParagraphFont"/>
+    <w:link w:val="Heading2"/>
+    <w:uiPriority w:val="9"/>
+    <w:semiHidden/>
+    <w:locked/>
+    <w:rPr>
+      <w:rFonts w:asciiTheme="majorHAnsi" w:eastAsiaTheme="majorEastAsia" w:hAnsiTheme="majorHAnsi" w:cstheme="majorBidi" w:hint="default"/>
+      <w:b/>
+      <w:bCs/>
+      <w:color w:val="4F81BD" w:themeColor="accent1"/>
+      <w:sz w:val="26"/>
+      <w:szCs w:val="26"/>
+    </w:rPr>
+  </w:style>
+  <w:style w:type="character" w:customStyle="1" w:styleId="Heading3Char">
+    <w:name w:val="Heading 3 Char"/>
+    <w:basedOn w:val="DefaultParagraphFont"/>
+    <w:link w:val="Heading3"/>
+    <w:uiPriority w:val="9"/>
+    <w:semiHidden/>
+    <w:locked/>
+    <w:rPr>
+      <w:rFonts w:asciiTheme="majorHAnsi" w:eastAsiaTheme="majorEastAsia" w:hAnsiTheme="majorHAnsi" w:cstheme="majorBidi" w:hint="default"/>
+      <w:b/>
+      <w:bCs/>
+      <w:color w:val="4F81BD" w:themeColor="accent1"/>
+      <w:sz w:val="24"/>
+      <w:szCs w:val="24"/>
+    </w:rPr>
+  </w:style>
+  <w:style w:type="paragraph" w:styleId="HTMLPreformatted">
+    <w:name w:val="HTML Preformatted"/>
+    <w:basedOn w:val="Normal"/>
+    <w:link w:val="HTMLPreformattedChar"/>
+    <w:uiPriority w:val="99"/>
+    <w:unhideWhenUsed/>
+    <w:pPr>
+      <w:pBdr>
+        <w:top w:val="single" w:sz="6" w:space="11" w:color="DDDDDD"/>
+        <w:left w:val="single" w:sz="6" w:space="11" w:color="DDDDDD"/>
+        <w:bottom w:val="single" w:sz="6" w:space="11" w:color="DDDDDD"/>
+        <w:right w:val="single" w:sz="6" w:space="11" w:color="DDDDDD"/>
+      </w:pBdr>
+      <w:shd w:val="clear" w:color="auto" w:fill="F4F4F4"/>
+      <w:tabs>
+        <w:tab w:val="left" w:pos="916"/>
+        <w:tab w:val="left" w:pos="1832"/>
+        <w:tab w:val="left" w:pos="2748"/>
+        <w:tab w:val="left" w:pos="3664"/>
+        <w:tab w:val="left" w:pos="4580"/>
+        <w:tab w:val="left" w:pos="5496"/>
+        <w:tab w:val="left" w:pos="6412"/>
+        <w:tab w:val="left" w:pos="7328"/>
+        <w:tab w:val="left" w:pos="8244"/>
+        <w:tab w:val="left" w:pos="9160"/>
+        <w:tab w:val="left" w:pos="10076"/>
+        <w:tab w:val="left" w:pos="10992"/>
+        <w:tab w:val="left" w:pos="11908"/>
+        <w:tab w:val="left" w:pos="12824"/>
+        <w:tab w:val="left" w:pos="13740"/>
+        <w:tab w:val="left" w:pos="14656"/>
+      </w:tabs>
+      <w:spacing w:before="0" w:beforeAutospacing="0" w:after="0" w:afterAutospacing="0"/>
+    </w:pPr>
+    <w:rPr>
+      <w:rFonts w:ascii="Consolas" w:hAnsi="Consolas" w:cs="Courier New"/>
+      <w:sz w:val="20"/>
+      <w:szCs w:val="20"/>
+    </w:rPr>
+  </w:style>
+  <w:style w:type="character" w:customStyle="1" w:styleId="HTMLPreformattedChar">
+    <w:name w:val="HTML Preformatted Char"/>
+    <w:basedOn w:val="DefaultParagraphFont"/>
+    <w:link w:val="HTMLPreformatted"/>
+    <w:uiPriority w:val="99"/>
+    <w:locked/>
+    <w:rPr>
+      <w:rFonts w:ascii="Consolas" w:eastAsiaTheme="minorEastAsia" w:hAnsi="Consolas" w:hint="default"/>
+    </w:rPr>
+  </w:style>
+  <w:style w:type="paragraph" w:styleId="NormalWeb">
+    <w:name w:val="Normal (Web)"/>
+    <w:basedOn w:val="Normal"/>
+    <w:uiPriority w:val="99"/>
+    <w:unhideWhenUsed/>
+    <w:pPr>
+      <w:spacing w:after="240" w:afterAutospacing="0"/>
+      <w:jc w:val="both"/>
+    </w:pPr>
+  </w:style>
+  <w:style w:type="paragraph" w:styleId="BalloonText">
+    <w:name w:val="Balloon Text"/>
+    <w:basedOn w:val="Normal"/>
+    <w:link w:val="BalloonTextChar"/>
+    <w:uiPriority w:val="99"/>
+    <w:semiHidden/>
+    <w:unhideWhenUsed/>
+    <w:rPr>
+      <w:rFonts w:ascii="Tahoma" w:hAnsi="Tahoma" w:cs="Tahoma"/>
+      <w:sz w:val="16"/>
+      <w:szCs w:val="16"/>
+    </w:rPr>
+  </w:style>
+  <w:style w:type="character" w:customStyle="1" w:styleId="BalloonTextChar">
+    <w:name w:val="Balloon Text Char"/>
+    <w:basedOn w:val="DefaultParagraphFont"/>
+    <w:link w:val="BalloonText"/>
+    <w:uiPriority w:val="99"/>
+    <w:semiHidden/>
+    <w:locked/>
+    <w:rPr>
+      <w:rFonts w:ascii="Tahoma" w:eastAsiaTheme="minorEastAsia" w:hAnsi="Tahoma" w:cs="Tahoma" w:hint="default"/>
+      <w:sz w:val="16"/>
+      <w:szCs w:val="16"/>
+    </w:rPr>
+  </w:style>
+  <w:style w:type="paragraph" w:customStyle="1" w:styleId="title-page">
+    <w:name w:val="title-page"/>
+    <w:basedOn w:val="Normal"/>
+    <w:uiPriority w:val="99"/>
+    <w:semiHidden/>
+    <w:pPr>
+      <w:spacing w:before="2000" w:beforeAutospacing="0" w:after="240" w:afterAutospacing="0"/>
+      <w:jc w:val="center"/>
+    </w:pPr>
+  </w:style>
+  <w:style w:type="paragraph" w:customStyle="1" w:styleId="student-info">
+    <w:name w:val="student-info"/>
+    <w:basedOn w:val="Normal"/>
+    <w:uiPriority w:val="99"/>
+    <w:semiHidden/>
+    <w:pPr>
+      <w:spacing w:before="1000" w:beforeAutospacing="0" w:after="240" w:afterAutospacing="0"/>
+      <w:jc w:val="both"/>
+    </w:pPr>
+  </w:style>
+  <w:style w:type="paragraph" w:customStyle="1" w:styleId="placeholder">
+    <w:name w:val="placeholder"/>
+    <w:basedOn w:val="Normal"/>
+    <w:uiPriority w:val="99"/>
+    <w:semiHidden/>
+    <w:pPr>
+      <w:pBdr>
+        <w:top w:val="dashed" w:sz="12" w:space="30" w:color="999999"/>
+        <w:left w:val="dashed" w:sz="12" w:space="30" w:color="999999"/>
+        <w:bottom w:val="dashed" w:sz="12" w:space="30" w:color="999999"/>
+        <w:right w:val="dashed" w:sz="12" w:space="30" w:color="999999"/>
+      </w:pBdr>
+      <w:shd w:val="clear" w:color="auto" w:fill="F0F0F0"/>
+      <w:spacing w:before="450" w:beforeAutospacing="0" w:after="450" w:afterAutospacing="0"/>
+      <w:jc w:val="center"/>
+    </w:pPr>
+  </w:style>
+  <w:style w:type="character" w:styleId="Strong">
+    <w:name w:val="Strong"/>
+    <w:basedOn w:val="DefaultParagraphFont"/>
+    <w:uiPriority w:val="22"/>
+    <w:qFormat/>
+    <w:rPr>
+      <w:b/>
+      <w:bCs/>
+    </w:rPr>
+  </w:style>
+  <w:style w:type="character" w:styleId="Emphasis">
+    <w:name w:val="Emphasis"/>
+    <w:basedOn w:val="DefaultParagraphFont"/>
+    <w:uiPriority w:val="20"/>
+    <w:qFormat/>
+    <w:rPr>
+      <w:i/>
+      <w:iCs/>
+    </w:rPr>
+  </w:style>
+</w:styles>
+</file>
+
+<file path=word/stylesWithEffects.xml><?xml version="1.0" encoding="utf-8"?>
+<w:styles xmlns:wpc="http://schemas.microsoft.com/office/word/2010/wordprocessingCanvas" xmlns:mc="http://schemas.openxmlformats.org/markup-compatibility/2006" xmlns:o="urn:schemas-microsoft-com:office:office" xmlns:r="http://schemas.openxmlformats.org/officeDocument/2006/relationships" xmlns:m="http://schemas.openxmlformats.org/officeDocument/2006/math" xmlns:v="urn:schemas-microsoft-com:vml" xmlns:wp14="http://schemas.microsoft.com/office/word/2010/wordprocessingDrawing" xmlns:wp="http://schemas.openxmlformats.org/drawingml/2006/wordprocessingDrawing" xmlns:w10="urn:schemas-microsoft-com:office:word" xmlns:w="http://schemas.openxmlformats.org/wordprocessingml/2006/main" xmlns:w14="http://schemas.microsoft.com/office/word/2010/wordml" xmlns:wpg="http://schemas.microsoft.com/office/word/2010/wordprocessingGroup" xmlns:wpi="http://schemas.microsoft.com/office/word/2010/wordprocessingInk" xmlns:wne="http://schemas.microsoft.com/office/word/2006/wordml" xmlns:wps="http://schemas.microsoft.com/office/word/2010/wordprocessingShape" mc:Ignorable="w14 wp14">
+  <w:docDefaults>
+    <w:rPrDefault>
+      <w:rPr>
+        <w:rFonts w:ascii="Times New Roman" w:eastAsia="Times New Roman" w:hAnsi="Times New Roman" w:cs="Times New Roman"/>
+        <w:lang w:val="en-US" w:eastAsia="en-US" w:bidi="ar-SA"/>
+      </w:rPr>
+    </w:rPrDefault>
+    <w:pPrDefault/>
+  </w:docDefaults>
+  <w:latentStyles w:defLockedState="0" w:defUIPriority="99" w:defSemiHidden="1" w:defUnhideWhenUsed="1" w:defQFormat="0" w:count="267">
+    <w:lsdException w:name="Normal" w:semiHidden="0" w:uiPriority="0" w:unhideWhenUsed="0" w:qFormat="1"/>
+    <w:lsdException w:name="heading 1" w:semiHidden="0" w:uiPriority="9" w:unhideWhenUsed="0" w:qFormat="1"/>
+    <w:lsdException w:name="heading 2" w:semiHidden="0" w:uiPriority="9" w:unhideWhenUsed="0" w:qFormat="1"/>
+    <w:lsdException w:name="heading 3" w:semiHidden="0" w:uiPriority="9" w:unhideWhenUsed="0" w:qFormat="1"/>
+    <w:lsdException w:name="heading 4" w:uiPriority="9" w:qFormat="1"/>
+    <w:lsdException w:name="heading 5" w:uiPriority="9" w:qFormat="1"/>
+    <w:lsdException w:name="heading 6" w:uiPriority="9" w:qFormat="1"/>
+    <w:lsdException w:name="heading 7" w:uiPriority="9" w:qFormat="1"/>
+    <w:lsdException w:name="heading 8" w:uiPriority="9" w:qFormat="1"/>
+    <w:lsdException w:name="heading 9" w:uiPriority="9" w:qFormat="1"/>
+    <w:lsdException w:name="toc 1" w:uiPriority="39"/>
+    <w:lsdException w:name="toc 2" w:uiPriority="39"/>
+    <w:lsdException w:name="toc 3" w:uiPriority="39"/>
+    <w:lsdException w:name="toc 4" w:uiPriority="39"/>
+    <w:lsdException w:name="toc 5" w:uiPriority="39"/>
+    <w:lsdException w:name="toc 6" w:uiPriority="39"/>
+    <w:lsdException w:name="toc 7" w:uiPriority="39"/>
+    <w:lsdException w:name="toc 8" w:uiPriority="39"/>
+    <w:lsdException w:name="toc 9" w:uiPriority="39"/>
+    <w:lsdException w:name="caption" w:uiPriority="35" w:qFormat="1"/>
+    <w:lsdException w:name="Title" w:semiHidden="0" w:uiPriority="10" w:unhideWhenUsed="0" w:qFormat="1"/>
+    <w:lsdException w:name="Default Paragraph Font" w:uiPriority="1"/>
+    <w:lsdException w:name="Subtitle" w:semiHidden="0" w:uiPriority="11" w:unhideWhenUsed="0" w:qFormat="1"/>
+    <w:lsdException w:name="Strong" w:semiHidden="0" w:uiPriority="22" w:unhideWhenUsed="0" w:qFormat="1"/>
+    <w:lsdException w:name="Emphasis" w:semiHidden="0" w:uiPriority="20" w:unhideWhenUsed="0" w:qFormat="1"/>
+    <w:lsdException w:name="Table Grid" w:semiHidden="0" w:uiPriority="59" w:unhideWhenUsed="0"/>
+    <w:lsdException w:name="Placeholder Text" w:unhideWhenUsed="0"/>
+    <w:lsdException w:name="No Spacing" w:semiHidden="0" w:uiPriority="1" w:unhideWhenUsed="0" w:qFormat="1"/>
+    <w:lsdException w:name="Light Shading" w:semiHidden="0" w:uiPriority="60" w:unhideWhenUsed="0"/>
+    <w:lsdException w:name="Light List" w:semiHidden="0" w:uiPriority="61" w:unhideWhenUsed="0"/>
+    <w:lsdException w:name="Light Grid" w:semiHidden="0" w:uiPriority="62" w:unhideWhenUsed="0"/>
+    <w:lsdException w:name="Medium Shading 1" w:semiHidden="0" w:uiPriority="63" w:unhideWhenUsed="0"/>
+    <w:lsdException w:name="Medium Shading 2" w:semiHidden="0" w:uiPriority="64" w:unhideWhenUsed="0"/>
+    <w:lsdException w:name="Medium List 1" w:semiHidden="0" w:uiPriority="65" w:unhideWhenUsed="0"/>
+    <w:lsdException w:name="Medium List 2" w:semiHidden="0" w:uiPriority="66" w:unhideWhenUsed="0"/>
+    <w:lsdException w:name="Medium Grid 1" w:semiHidden="0" w:uiPriority="67" w:unhideWhenUsed="0"/>
+    <w:lsdException w:name="Medium Grid 2" w:semiHidden="0" w:uiPriority="68" w:unhideWhenUsed="0"/>
+    <w:lsdException w:name="Medium Grid 3" w:semiHidden="0" w:uiPriority="69" w:unhideWhenUsed="0"/>
+    <w:lsdException w:name="Dark List" w:semiHidden="0" w:uiPriority="70" w:unhideWhenUsed="0"/>
+    <w:lsdException w:name="Colorful Shading" w:semiHidden="0" w:uiPriority="71" w:unhideWhenUsed="0"/>
+    <w:lsdException w:name="Colorful List" w:semiHidden="0" w:uiPriority="72" w:unhideWhenUsed="0"/>
+    <w:lsdException w:name="Colorful Grid" w:semiHidden="0" w:uiPriority="73" w:unhideWhenUsed="0"/>
+    <w:lsdException w:name="Light Shading Accent 1" w:semiHidden="0" w:uiPriority="60" w:unhideWhenUsed="0"/>
+    <w:lsdException w:name="Light List Accent 1" w:semiHidden="0" w:uiPriority="61" w:unhideWhenUsed="0"/>
+    <w:lsdException w:name="Light Grid Accent 1" w:semiHidden="0" w:uiPriority="62" w:unhideWhenUsed="0"/>
+    <w:lsdException w:name="Medium Shading 1 Accent 1" w:semiHidden="0" w:uiPriority="63" w:unhideWhenUsed="0"/>
+    <w:lsdException w:name="Medium Shading 2 Accent 1" w:semiHidden="0" w:uiPriority="64" w:unhideWhenUsed="0"/>
+    <w:lsdException w:name="Medium List 1 Accent 1" w:semiHidden="0" w:uiPriority="65" w:unhideWhenUsed="0"/>
+    <w:lsdException w:name="Revision" w:unhideWhenUsed="0"/>
+    <w:lsdException w:name="List Paragraph" w:semiHidden="0" w:uiPriority="34" w:unhideWhenUsed="0" w:qFormat="1"/>
+    <w:lsdException w:name="Quote" w:semiHidden="0" w:uiPriority="29" w:unhideWhenUsed="0" w:qFormat="1"/>
+    <w:lsdException w:name="Intense Quote" w:semiHidden="0" w:uiPriority="30" w:unhideWhenUsed="0" w:qFormat="1"/>
+    <w:lsdException w:name="Medium List 2 Accent 1" w:semiHidden="0" w:uiPriority="66" w:unhideWhenUsed="0"/>
+    <w:lsdException w:name="Medium Grid 1 Accent 1" w:semiHidden="0" w:uiPriority="67" w:unhideWhenUsed="0"/>
+    <w:lsdException w:name="Medium Grid 2 Accent 1" w:semiHidden="0" w:uiPriority="68" w:unhideWhenUsed="0"/>
+    <w:lsdException w:name="Medium Grid 3 Accent 1" w:semiHidden="0" w:uiPriority="69" w:unhideWhenUsed="0"/>
+    <w:lsdException w:name="Dark List Accent 1" w:semiHidden="0" w:uiPriority="70" w:unhideWhenUsed="0"/>
+    <w:lsdException w:name="Colorful Shading Accent 1" w:semiHidden="0" w:uiPriority="71" w:unhideWhenUsed="0"/>
+    <w:lsdException w:name="Colorful List Accent 1" w:semiHidden="0" w:uiPriority="72" w:unhideWhenUsed="0"/>
+    <w:lsdException w:name="Colorful Grid Accent 1" w:semiHidden="0" w:uiPriority="73" w:unhideWhenUsed="0"/>
+    <w:lsdException w:name="Light Shading Accent 2" w:semiHidden="0" w:uiPriority="60" w:unhideWhenUsed="0"/>
+    <w:lsdException w:name="Light List Accent 2" w:semiHidden="0" w:uiPriority="61" w:unhideWhenUsed="0"/>
+    <w:lsdException w:name="Light Grid Accent 2" w:semiHidden="0" w:uiPriority="62" w:unhideWhenUsed="0"/>
+    <w:lsdException w:name="Medium Shading 1 Accent 2" w:semiHidden="0" w:uiPriority="63" w:unhideWhenUsed="0"/>
+    <w:lsdException w:name="Medium Shading 2 Accent 2" w:semiHidden="0" w:uiPriority="64" w:unhideWhenUsed="0"/>
+    <w:lsdException w:name="Medium List 1 Accent 2" w:semiHidden="0" w:uiPriority="65" w:unhideWhenUsed="0"/>
+    <w:lsdException w:name="Medium List 2 Accent 2" w:semiHidden="0" w:uiPriority="66" w:unhideWhenUsed="0"/>
+    <w:lsdException w:name="Medium Grid 1 Accent 2" w:semiHidden="0" w:uiPriority="67" w:unhideWhenUsed="0"/>
+    <w:lsdException w:name="Medium Grid 2 Accent 2" w:semiHidden="0" w:uiPriority="68" w:unhideWhenUsed="0"/>
+    <w:lsdException w:name="Medium Grid 3 Accent 2" w:semiHidden="0" w:uiPriority="69" w:unhideWhenUsed="0"/>
+    <w:lsdException w:name="Dark List Accent 2" w:semiHidden="0" w:uiPriority="70" w:unhideWhenUsed="0"/>
+    <w:lsdException w:name="Colorful Shading Accent 2" w:semiHidden="0" w:uiPriority="71" w:unhideWhenUsed="0"/>
+    <w:lsdException w:name="Colorful List Accent 2" w:semiHidden="0" w:uiPriority="72" w:unhideWhenUsed="0"/>
+    <w:lsdException w:name="Colorful Grid Accent 2" w:semiHidden="0" w:uiPriority="73" w:unhideWhenUsed="0"/>
+    <w:lsdException w:name="Light Shading Accent 3" w:semiHidden="0" w:uiPriority="60" w:unhideWhenUsed="0"/>
+    <w:lsdException w:name="Light List Accent 3" w:semiHidden="0" w:uiPriority="61" w:unhideWhenUsed="0"/>
+    <w:lsdException w:name="Light Grid Accent 3" w:semiHidden="0" w:uiPriority="62" w:unhideWhenUsed="0"/>
+    <w:lsdException w:name="Medium Shading 1 Accent 3" w:semiHidden="0" w:uiPriority="63" w:unhideWhenUsed="0"/>
+    <w:lsdException w:name="Medium Shading 2 Accent 3" w:semiHidden="0" w:uiPriority="64" w:unhideWhenUsed="0"/>
+    <w:lsdException w:name="Medium List 1 Accent 3" w:semiHidden="0" w:uiPriority="65" w:unhideWhenUsed="0"/>
+    <w:lsdException w:name="Medium List 2 Accent 3" w:semiHidden="0" w:uiPriority="66" w:unhideWhenUsed="0"/>
+    <w:lsdException w:name="Medium Grid 1 Accent 3" w:semiHidden="0" w:uiPriority="67" w:unhideWhenUsed="0"/>
+    <w:lsdException w:name="Medium Grid 2 Accent 3" w:semiHidden="0" w:uiPriority="68" w:unhideWhenUsed="0"/>
+    <w:lsdException w:name="Medium Grid 3 Accent 3" w:semiHidden="0" w:uiPriority="69" w:unhideWhenUsed="0"/>
+    <w:lsdException w:name="Dark List Accent 3" w:semiHidden="0" w:uiPriority="70" w:unhideWhenUsed="0"/>
+    <w:lsdException w:name="Colorful Shading Accent 3" w:semiHidden="0" w:uiPriority="71" w:unhideWhenUsed="0"/>
+    <w:lsdException w:name="Colorful List Accent 3" w:semiHidden="0" w:uiPriority="72" w:unhideWhenUsed="0"/>
+    <w:lsdException w:name="Colorful Grid Accent 3" w:semiHidden="0" w:uiPriority="73" w:unhideWhenUsed="0"/>
+    <w:lsdException w:name="Light Shading Accent 4" w:semiHidden="0" w:uiPriority="60" w:unhideWhenUsed="0"/>
+    <w:lsdException w:name="Light List Accent 4" w:semiHidden="0" w:uiPriority="61" w:unhideWhenUsed="0"/>
+    <w:lsdException w:name="Light Grid Accent 4" w:semiHidden="0" w:uiPriority="62" w:unhideWhenUsed="0"/>
+    <w:lsdException w:name="Medium Shading 1 Accent 4" w:semiHidden="0" w:uiPriority="63" w:unhideWhenUsed="0"/>
+    <w:lsdException w:name="Medium Shading 2 Accent 4" w:semiHidden="0" w:uiPriority="64" w:unhideWhenUsed="0"/>
+    <w:lsdException w:name="Medium List 1 Accent 4" w:semiHidden="0" w:uiPriority="65" w:unhideWhenUsed="0"/>
+    <w:lsdException w:name="Medium List 2 Accent 4" w:semiHidden="0" w:uiPriority="66" w:unhideWhenUsed="0"/>
+    <w:lsdException w:name="Medium Grid 1 Accent 4" w:semiHidden="0" w:uiPriority="67" w:unhideWhenUsed="0"/>
+    <w:lsdException w:name="Medium Grid 2 Accent 4" w:semiHidden="0" w:uiPriority="68" w:unhideWhenUsed="0"/>
+    <w:lsdException w:name="Medium Grid 3 Accent 4" w:semiHidden="0" w:uiPriority="69" w:unhideWhenUsed="0"/>
+    <w:lsdException w:name="Dark List Accent 4" w:semiHidden="0" w:uiPriority="70" w:unhideWhenUsed="0"/>
+    <w:lsdException w:name="Colorful Shading Accent 4" w:semiHidden="0" w:uiPriority="71" w:unhideWhenUsed="0"/>
+    <w:lsdException w:name="Colorful List Accent 4" w:semiHidden="0" w:uiPriority="72" w:unhideWhenUsed="0"/>
+    <w:lsdException w:name="Colorful Grid Accent 4" w:semiHidden="0" w:uiPriority="73" w:unhideWhenUsed="0"/>
+    <w:lsdException w:name="Light Shading Accent 5" w:semiHidden="0" w:uiPriority="60" w:unhideWhenUsed="0"/>
+    <w:lsdException w:name="Light List Accent 5" w:semiHidden="0" w:uiPriority="61" w:unhideWhenUsed="0"/>
+    <w:lsdException w:name="Light Grid Accent 5" w:semiHidden="0" w:uiPriority="62" w:unhideWhenUsed="0"/>
+    <w:lsdException w:name="Medium Shading 1 Accent 5" w:semiHidden="0" w:uiPriority="63" w:unhideWhenUsed="0"/>
+    <w:lsdException w:name="Medium Shading 2 Accent 5" w:semiHidden="0" w:uiPriority="64" w:unhideWhenUsed="0"/>
+    <w:lsdException w:name="Medium List 1 Accent 5" w:semiHidden="0" w:uiPriority="65" w:unhideWhenUsed="0"/>
+    <w:lsdException w:name="Medium List 2 Accent 5" w:semiHidden="0" w:uiPriority="66" w:unhideWhenUsed="0"/>
+    <w:lsdException w:name="Medium Grid 1 Accent 5" w:semiHidden="0" w:uiPriority="67" w:unhideWhenUsed="0"/>
+    <w:lsdException w:name="Medium Grid 2 Accent 5" w:semiHidden="0" w:uiPriority="68" w:unhideWhenUsed="0"/>
+    <w:lsdException w:name="Medium Grid 3 Accent 5" w:semiHidden="0" w:uiPriority="69" w:unhideWhenUsed="0"/>
+    <w:lsdException w:name="Dark List Accent 5" w:semiHidden="0" w:uiPriority="70" w:unhideWhenUsed="0"/>
+    <w:lsdException w:name="Colorful Shading Accent 5" w:semiHidden="0" w:uiPriority="71" w:unhideWhenUsed="0"/>
+    <w:lsdException w:name="Colorful List Accent 5" w:semiHidden="0" w:uiPriority="72" w:unhideWhenUsed="0"/>
+    <w:lsdException w:name="Colorful Grid Accent 5" w:semiHidden="0" w:uiPriority="73" w:unhideWhenUsed="0"/>
+    <w:lsdException w:name="Light Shading Accent 6" w:semiHidden="0" w:uiPriority="60" w:unhideWhenUsed="0"/>
+    <w:lsdException w:name="Light List Accent 6" w:semiHidden="0" w:uiPriority="61" w:unhideWhenUsed="0"/>
+    <w:lsdException w:name="Light Grid Accent 6" w:semiHidden="0" w:uiPriority="62" w:unhideWhenUsed="0"/>
+    <w:lsdException w:name="Medium Shading 1 Accent 6" w:semiHidden="0" w:uiPriority="63" w:unhideWhenUsed="0"/>
+    <w:lsdException w:name="Medium Shading 2 Accent 6" w:semiHidden="0" w:uiPriority="64" w:unhideWhenUsed="0"/>
+    <w:lsdException w:name="Medium List 1 Accent 6" w:semiHidden="0" w:uiPriority="65" w:unhideWhenUsed="0"/>
+    <w:lsdException w:name="Medium List 2 Accent 6" w:semiHidden="0" w:uiPriority="66" w:unhideWhenUsed="0"/>
+    <w:lsdException w:name="Medium Grid 1 Accent 6" w:semiHidden="0" w:uiPriority="67" w:unhideWhenUsed="0"/>
+    <w:lsdException w:name="Medium Grid 2 Accent 6" w:semiHidden="0" w:uiPriority="68" w:unhideWhenUsed="0"/>
+    <w:lsdException w:name="Medium Grid 3 Accent 6" w:semiHidden="0" w:uiPriority="69" w:unhideWhenUsed="0"/>
+    <w:lsdException w:name="Dark List Accent 6" w:semiHidden="0" w:uiPriority="70" w:unhideWhenUsed="0"/>
+    <w:lsdException w:name="Colorful Shading Accent 6" w:semiHidden="0" w:uiPriority="71" w:unhideWhenUsed="0"/>
+    <w:lsdException w:name="Colorful List Accent 6" w:semiHidden="0" w:uiPriority="72" w:unhideWhenUsed="0"/>
+    <w:lsdException w:name="Colorful Grid Accent 6" w:semiHidden="0" w:uiPriority="73" w:unhideWhenUsed="0"/>
+    <w:lsdException w:name="Subtle Emphasis" w:semiHidden="0" w:uiPriority="19" w:unhideWhenUsed="0" w:qFormat="1"/>
+    <w:lsdException w:name="Intense Emphasis" w:semiHidden="0" w:uiPriority="21" w:unhideWhenUsed="0" w:qFormat="1"/>
+    <w:lsdException w:name="Subtle Reference" w:semiHidden="0" w:uiPriority="31" w:unhideWhenUsed="0" w:qFormat="1"/>
+    <w:lsdException w:name="Intense Reference" w:semiHidden="0" w:uiPriority="32" w:unhideWhenUsed="0" w:qFormat="1"/>
+    <w:lsdException w:name="Book Title" w:semiHidden="0" w:uiPriority="33" w:unhideWhenUsed="0" w:qFormat="1"/>
+    <w:lsdException w:name="Bibliography" w:uiPriority="37"/>
+    <w:lsdException w:name="TOC Heading" w:uiPriority="39" w:qFormat="1"/>
   </w:latentStyles>
   <w:style w:type="paragraph" w:default="1" w:styleId="Normal">
     <w:name w:val="Normal"/>
